--- a/livrables/analyses-complémentaires.docx
+++ b/livrables/analyses-complémentaires.docx
@@ -4,7 +4,7 @@
   <w:body>
     <w:p>
       <w:pPr>
-        <w:pStyle w:val="Title"/>
+        <w:pStyle w:val="Titre"/>
         <w:rPr>
           <w:lang w:val="fr-FR"/>
         </w:rPr>
@@ -108,7 +108,22 @@
     </w:p>
     <w:p>
       <w:pPr>
-        <w:pStyle w:val="Heading1"/>
+        <w:spacing w:after="60"/>
+        <w:ind w:left="200"/>
+        <w:rPr>
+          <w:lang w:val="fr-FR"/>
+        </w:rPr>
+      </w:pPr>
+      <w:r>
+        <w:rPr>
+          <w:lang w:val="fr-FR"/>
+        </w:rPr>
+        <w:t>6. Suppressions par secteur, avis de reviews_doublons_cleaned_all</w:t>
+      </w:r>
+    </w:p>
+    <w:p>
+      <w:pPr>
+        <w:pStyle w:val="Titre1"/>
         <w:rPr>
           <w:lang w:val="fr-FR"/>
         </w:rPr>
@@ -2143,7 +2158,7 @@
     </w:p>
     <w:p>
       <w:pPr>
-        <w:pStyle w:val="Heading1"/>
+        <w:pStyle w:val="Titre1"/>
         <w:pageBreakBefore/>
         <w:rPr>
           <w:lang w:val="fr-FR"/>
@@ -2232,7 +2247,7 @@
     </w:p>
     <w:p>
       <w:pPr>
-        <w:pStyle w:val="ListBullet"/>
+        <w:pStyle w:val="Listepuces"/>
         <w:rPr>
           <w:lang w:val="fr-FR"/>
         </w:rPr>
@@ -2253,7 +2268,7 @@
     </w:p>
     <w:p>
       <w:pPr>
-        <w:pStyle w:val="ListBullet"/>
+        <w:pStyle w:val="Listepuces"/>
         <w:rPr>
           <w:lang w:val="fr-FR"/>
         </w:rPr>
@@ -2274,7 +2289,7 @@
     </w:p>
     <w:p>
       <w:pPr>
-        <w:pStyle w:val="ListBullet"/>
+        <w:pStyle w:val="Listepuces"/>
         <w:rPr>
           <w:lang w:val="fr-FR"/>
         </w:rPr>
@@ -3960,7 +3975,7 @@
     </w:tbl>
     <w:p>
       <w:pPr>
-        <w:pStyle w:val="Heading1"/>
+        <w:pStyle w:val="Titre1"/>
         <w:pageBreakBefore/>
         <w:rPr>
           <w:lang w:val="fr-FR"/>
@@ -4055,7 +4070,7 @@
     </w:p>
     <w:p>
       <w:pPr>
-        <w:pStyle w:val="ListBullet"/>
+        <w:pStyle w:val="Listepuces"/>
         <w:rPr>
           <w:lang w:val="fr-FR"/>
         </w:rPr>
@@ -4076,7 +4091,7 @@
     </w:p>
     <w:p>
       <w:pPr>
-        <w:pStyle w:val="ListBullet"/>
+        <w:pStyle w:val="Listepuces"/>
         <w:rPr>
           <w:lang w:val="fr-FR"/>
         </w:rPr>
@@ -6117,7 +6132,7 @@
     </w:tbl>
     <w:p>
       <w:pPr>
-        <w:pStyle w:val="Heading2"/>
+        <w:pStyle w:val="Titre2"/>
       </w:pPr>
       <w:proofErr w:type="spellStart"/>
       <w:r>
@@ -6127,7 +6142,7 @@
     </w:p>
     <w:p>
       <w:pPr>
-        <w:pStyle w:val="ListBullet"/>
+        <w:pStyle w:val="Listepuces"/>
         <w:rPr>
           <w:lang w:val="fr-FR"/>
         </w:rPr>
@@ -6141,7 +6156,7 @@
     </w:p>
     <w:p>
       <w:pPr>
-        <w:pStyle w:val="ListBullet"/>
+        <w:pStyle w:val="Listepuces"/>
         <w:rPr>
           <w:lang w:val="fr-FR"/>
         </w:rPr>
@@ -6155,7 +6170,7 @@
     </w:p>
     <w:p>
       <w:pPr>
-        <w:pStyle w:val="ListBullet"/>
+        <w:pStyle w:val="Listepuces"/>
         <w:rPr>
           <w:lang w:val="fr-FR"/>
         </w:rPr>
@@ -6169,7 +6184,7 @@
     </w:p>
     <w:p>
       <w:pPr>
-        <w:pStyle w:val="Heading1"/>
+        <w:pStyle w:val="Titre1"/>
         <w:pageBreakBefore/>
         <w:rPr>
           <w:lang w:val="fr-FR"/>
@@ -9800,7 +9815,7 @@
     </w:p>
     <w:p>
       <w:pPr>
-        <w:pStyle w:val="ListBullet"/>
+        <w:pStyle w:val="Listepuces"/>
         <w:rPr>
           <w:lang w:val="fr-FR"/>
         </w:rPr>
@@ -9821,7 +9836,7 @@
     </w:p>
     <w:p>
       <w:pPr>
-        <w:pStyle w:val="ListBullet"/>
+        <w:pStyle w:val="Listepuces"/>
         <w:rPr>
           <w:lang w:val="fr-FR"/>
         </w:rPr>
@@ -9842,7 +9857,7 @@
     </w:p>
     <w:p>
       <w:pPr>
-        <w:pStyle w:val="ListBullet"/>
+        <w:pStyle w:val="Listepuces"/>
         <w:rPr>
           <w:lang w:val="fr-FR"/>
         </w:rPr>
@@ -9863,7 +9878,7 @@
     </w:p>
     <w:p>
       <w:pPr>
-        <w:pStyle w:val="ListBullet"/>
+        <w:pStyle w:val="Listepuces"/>
         <w:rPr>
           <w:lang w:val="fr-FR"/>
         </w:rPr>
@@ -9884,7 +9899,7 @@
     </w:p>
     <w:p>
       <w:pPr>
-        <w:pStyle w:val="ListBullet"/>
+        <w:pStyle w:val="Listepuces"/>
       </w:pPr>
       <w:r>
         <w:rPr>
@@ -10109,7 +10124,7 @@
     </w:p>
     <w:p>
       <w:pPr>
-        <w:pStyle w:val="Heading2"/>
+        <w:pStyle w:val="Titre2"/>
       </w:pPr>
       <w:proofErr w:type="spellStart"/>
       <w:r>
@@ -10119,7 +10134,7 @@
     </w:p>
     <w:p>
       <w:pPr>
-        <w:pStyle w:val="ListBullet"/>
+        <w:pStyle w:val="Listepuces"/>
         <w:rPr>
           <w:lang w:val="fr-FR"/>
         </w:rPr>
@@ -10133,7 +10148,7 @@
     </w:p>
     <w:p>
       <w:pPr>
-        <w:pStyle w:val="ListBullet"/>
+        <w:pStyle w:val="Listepuces"/>
         <w:rPr>
           <w:lang w:val="fr-FR"/>
         </w:rPr>
@@ -10147,7 +10162,7 @@
     </w:p>
     <w:p>
       <w:pPr>
-        <w:pStyle w:val="Heading1"/>
+        <w:pStyle w:val="Titre1"/>
         <w:pageBreakBefore/>
         <w:rPr>
           <w:lang w:val="fr-FR"/>
@@ -14027,7 +14042,7 @@
     </w:p>
     <w:p>
       <w:pPr>
-        <w:pStyle w:val="ListBullet"/>
+        <w:pStyle w:val="Listepuces"/>
         <w:rPr>
           <w:lang w:val="fr-FR"/>
         </w:rPr>
@@ -14048,7 +14063,7 @@
     </w:p>
     <w:p>
       <w:pPr>
-        <w:pStyle w:val="ListBullet"/>
+        <w:pStyle w:val="Listepuces"/>
         <w:rPr>
           <w:lang w:val="fr-FR"/>
         </w:rPr>
@@ -14069,7 +14084,7 @@
     </w:p>
     <w:p>
       <w:pPr>
-        <w:pStyle w:val="ListBullet"/>
+        <w:pStyle w:val="Listepuces"/>
         <w:rPr>
           <w:lang w:val="fr-FR"/>
         </w:rPr>
@@ -14090,7 +14105,7 @@
     </w:p>
     <w:p>
       <w:pPr>
-        <w:pStyle w:val="ListBullet"/>
+        <w:pStyle w:val="Listepuces"/>
       </w:pPr>
       <w:r>
         <w:rPr>
@@ -14117,7 +14132,7 @@
     </w:p>
     <w:p>
       <w:pPr>
-        <w:pStyle w:val="Heading2"/>
+        <w:pStyle w:val="Titre2"/>
       </w:pPr>
       <w:r>
         <w:t>Réserves</w:t>
@@ -14125,7 +14140,7 @@
     </w:p>
     <w:p>
       <w:pPr>
-        <w:pStyle w:val="ListBullet"/>
+        <w:pStyle w:val="Listepuces"/>
         <w:rPr>
           <w:lang w:val="fr-FR"/>
         </w:rPr>
@@ -14139,7 +14154,7 @@
     </w:p>
     <w:p>
       <w:pPr>
-        <w:pStyle w:val="ListBullet"/>
+        <w:pStyle w:val="Listepuces"/>
         <w:rPr>
           <w:lang w:val="fr-FR"/>
         </w:rPr>
@@ -14153,7 +14168,7 @@
     </w:p>
     <w:p>
       <w:pPr>
-        <w:pStyle w:val="ListBullet"/>
+        <w:pStyle w:val="Listepuces"/>
         <w:rPr>
           <w:lang w:val="fr-FR"/>
         </w:rPr>
@@ -14238,7 +14253,7 @@
 <w:ftr xmlns:wpc="http://schemas.microsoft.com/office/word/2010/wordprocessingCanvas" xmlns:cx="http://schemas.microsoft.com/office/drawing/2014/chartex" xmlns:cx1="http://schemas.microsoft.com/office/drawing/2015/9/8/chartex" xmlns:cx2="http://schemas.microsoft.com/office/drawing/2015/10/21/chartex" xmlns:cx3="http://schemas.microsoft.com/office/drawing/2016/5/9/chartex" xmlns:cx4="http://schemas.microsoft.com/office/drawing/2016/5/10/chartex" xmlns:cx5="http://schemas.microsoft.com/office/drawing/2016/5/11/chartex" xmlns:cx6="http://schemas.microsoft.com/office/drawing/2016/5/12/chartex" xmlns:cx7="http://schemas.microsoft.com/office/drawing/2016/5/13/chartex" xmlns:cx8="http://schemas.microsoft.com/office/drawing/2016/5/14/chartex" xmlns:mc="http://schemas.openxmlformats.org/markup-compatibility/2006" xmlns:aink="http://schemas.microsoft.com/office/drawing/2016/ink" xmlns:am3d="http://schemas.microsoft.com/office/drawing/2017/model3d" xmlns:o="urn:schemas-microsoft-com:office:office" xmlns:oel="http://schemas.microsoft.com/office/2019/extlst" xmlns:r="http://schemas.openxmlformats.org/officeDocument/2006/relationships" xmlns:m="http://schemas.openxmlformats.org/officeDocument/2006/math" xmlns:v="urn:schemas-microsoft-com:vml" xmlns:wp14="http://schemas.microsoft.com/office/word/2010/wordprocessingDrawing" xmlns:wp="http://schemas.openxmlformats.org/drawingml/2006/wordprocessingDrawing" xmlns:w10="urn:schemas-microsoft-com:office:word" xmlns:w="http://schemas.openxmlformats.org/wordprocessingml/2006/main" xmlns:w14="http://schemas.microsoft.com/office/word/2010/wordml" xmlns:w15="http://schemas.microsoft.com/office/word/2012/wordml" xmlns:w16cex="http://schemas.microsoft.com/office/word/2018/wordml/cex" xmlns:w16cid="http://schemas.microsoft.com/office/word/2016/wordml/cid" xmlns:w16="http://schemas.microsoft.com/office/word/2018/wordml" xmlns:w16du="http://schemas.microsoft.com/office/word/2023/wordml/word16du" xmlns:w16sdtdh="http://schemas.microsoft.com/office/word/2020/wordml/sdtdatahash" xmlns:w16sdtfl="http://schemas.microsoft.com/office/word/2024/wordml/sdtformatlock" xmlns:w16se="http://schemas.microsoft.com/office/word/2015/wordml/symex" xmlns:wpg="http://schemas.microsoft.com/office/word/2010/wordprocessingGroup" xmlns:wpi="http://schemas.microsoft.com/office/word/2010/wordprocessingInk" xmlns:wne="http://schemas.microsoft.com/office/word/2006/wordml" xmlns:wps="http://schemas.microsoft.com/office/word/2010/wordprocessingShape" mc:Ignorable="w14 w15 w16se w16cid w16 w16cex w16sdtdh w16sdtfl w16du wp14">
   <w:p>
     <w:pPr>
-      <w:pStyle w:val="Footer"/>
+      <w:pStyle w:val="Pieddepage"/>
     </w:pPr>
     <w:r>
       <w:ptab w:relativeTo="margin" w:alignment="right" w:leader="none"/>
@@ -14350,7 +14365,7 @@
     <w:lvl w:ilvl="0">
       <w:start w:val="1"/>
       <w:numFmt w:val="decimal"/>
-      <w:pStyle w:val="ListNumber3"/>
+      <w:pStyle w:val="Listenumros3"/>
       <w:lvlText w:val="%1."/>
       <w:lvlJc w:val="left"/>
       <w:pPr>
@@ -14368,7 +14383,7 @@
     <w:lvl w:ilvl="0">
       <w:start w:val="1"/>
       <w:numFmt w:val="decimal"/>
-      <w:pStyle w:val="ListNumber2"/>
+      <w:pStyle w:val="Listenumros2"/>
       <w:lvlText w:val="%1."/>
       <w:lvlJc w:val="left"/>
       <w:pPr>
@@ -14406,7 +14421,7 @@
     <w:lvl w:ilvl="0">
       <w:start w:val="1"/>
       <w:numFmt w:val="bullet"/>
-      <w:pStyle w:val="ListBullet3"/>
+      <w:pStyle w:val="Listepuces3"/>
       <w:lvlText w:val=""/>
       <w:lvlJc w:val="left"/>
       <w:pPr>
@@ -14427,7 +14442,7 @@
     <w:lvl w:ilvl="0">
       <w:start w:val="1"/>
       <w:numFmt w:val="bullet"/>
-      <w:pStyle w:val="ListBullet2"/>
+      <w:pStyle w:val="Listepuces2"/>
       <w:lvlText w:val=""/>
       <w:lvlJc w:val="left"/>
       <w:pPr>
@@ -14448,7 +14463,7 @@
     <w:lvl w:ilvl="0">
       <w:start w:val="1"/>
       <w:numFmt w:val="decimal"/>
-      <w:pStyle w:val="ListNumber"/>
+      <w:pStyle w:val="Listenumros"/>
       <w:lvlText w:val="%1."/>
       <w:lvlJc w:val="left"/>
       <w:pPr>
@@ -14466,7 +14481,7 @@
     <w:lvl w:ilvl="0">
       <w:start w:val="1"/>
       <w:numFmt w:val="bullet"/>
-      <w:pStyle w:val="ListBullet"/>
+      <w:pStyle w:val="Listepuces"/>
       <w:lvlText w:val=""/>
       <w:lvlJc w:val="left"/>
       <w:pPr>
@@ -15114,11 +15129,11 @@
       <w:sz w:val="21"/>
     </w:rPr>
   </w:style>
-  <w:style w:type="paragraph" w:styleId="Heading1">
+  <w:style w:type="paragraph" w:styleId="Titre1">
     <w:name w:val="heading 1"/>
     <w:basedOn w:val="Normal"/>
     <w:next w:val="Normal"/>
-    <w:link w:val="Heading1Char"/>
+    <w:link w:val="Titre1Car"/>
     <w:uiPriority w:val="9"/>
     <w:qFormat/>
     <w:rsid w:val="00FC693F"/>
@@ -15137,11 +15152,11 @@
       <w:szCs w:val="28"/>
     </w:rPr>
   </w:style>
-  <w:style w:type="paragraph" w:styleId="Heading2">
+  <w:style w:type="paragraph" w:styleId="Titre2">
     <w:name w:val="heading 2"/>
     <w:basedOn w:val="Normal"/>
     <w:next w:val="Normal"/>
-    <w:link w:val="Heading2Char"/>
+    <w:link w:val="Titre2Car"/>
     <w:uiPriority w:val="9"/>
     <w:unhideWhenUsed/>
     <w:qFormat/>
@@ -15161,11 +15176,11 @@
       <w:szCs w:val="26"/>
     </w:rPr>
   </w:style>
-  <w:style w:type="paragraph" w:styleId="Heading3">
+  <w:style w:type="paragraph" w:styleId="Titre3">
     <w:name w:val="heading 3"/>
     <w:basedOn w:val="Normal"/>
     <w:next w:val="Normal"/>
-    <w:link w:val="Heading3Char"/>
+    <w:link w:val="Titre3Car"/>
     <w:uiPriority w:val="9"/>
     <w:unhideWhenUsed/>
     <w:qFormat/>
@@ -15183,11 +15198,11 @@
       <w:color w:val="4F81BD" w:themeColor="accent1"/>
     </w:rPr>
   </w:style>
-  <w:style w:type="paragraph" w:styleId="Heading4">
+  <w:style w:type="paragraph" w:styleId="Titre4">
     <w:name w:val="heading 4"/>
     <w:basedOn w:val="Normal"/>
     <w:next w:val="Normal"/>
-    <w:link w:val="Heading4Char"/>
+    <w:link w:val="Titre4Car"/>
     <w:uiPriority w:val="9"/>
     <w:semiHidden/>
     <w:unhideWhenUsed/>
@@ -15208,11 +15223,11 @@
       <w:color w:val="4F81BD" w:themeColor="accent1"/>
     </w:rPr>
   </w:style>
-  <w:style w:type="paragraph" w:styleId="Heading5">
+  <w:style w:type="paragraph" w:styleId="Titre5">
     <w:name w:val="heading 5"/>
     <w:basedOn w:val="Normal"/>
     <w:next w:val="Normal"/>
-    <w:link w:val="Heading5Char"/>
+    <w:link w:val="Titre5Car"/>
     <w:uiPriority w:val="9"/>
     <w:semiHidden/>
     <w:unhideWhenUsed/>
@@ -15229,11 +15244,11 @@
       <w:color w:val="243F60" w:themeColor="accent1" w:themeShade="7F"/>
     </w:rPr>
   </w:style>
-  <w:style w:type="paragraph" w:styleId="Heading6">
+  <w:style w:type="paragraph" w:styleId="Titre6">
     <w:name w:val="heading 6"/>
     <w:basedOn w:val="Normal"/>
     <w:next w:val="Normal"/>
-    <w:link w:val="Heading6Char"/>
+    <w:link w:val="Titre6Car"/>
     <w:uiPriority w:val="9"/>
     <w:semiHidden/>
     <w:unhideWhenUsed/>
@@ -15252,11 +15267,11 @@
       <w:color w:val="243F60" w:themeColor="accent1" w:themeShade="7F"/>
     </w:rPr>
   </w:style>
-  <w:style w:type="paragraph" w:styleId="Heading7">
+  <w:style w:type="paragraph" w:styleId="Titre7">
     <w:name w:val="heading 7"/>
     <w:basedOn w:val="Normal"/>
     <w:next w:val="Normal"/>
-    <w:link w:val="Heading7Char"/>
+    <w:link w:val="Titre7Car"/>
     <w:uiPriority w:val="9"/>
     <w:semiHidden/>
     <w:unhideWhenUsed/>
@@ -15275,11 +15290,11 @@
       <w:color w:val="404040" w:themeColor="text1" w:themeTint="BF"/>
     </w:rPr>
   </w:style>
-  <w:style w:type="paragraph" w:styleId="Heading8">
+  <w:style w:type="paragraph" w:styleId="Titre8">
     <w:name w:val="heading 8"/>
     <w:basedOn w:val="Normal"/>
     <w:next w:val="Normal"/>
-    <w:link w:val="Heading8Char"/>
+    <w:link w:val="Titre8Car"/>
     <w:uiPriority w:val="9"/>
     <w:semiHidden/>
     <w:unhideWhenUsed/>
@@ -15298,11 +15313,11 @@
       <w:szCs w:val="20"/>
     </w:rPr>
   </w:style>
-  <w:style w:type="paragraph" w:styleId="Heading9">
+  <w:style w:type="paragraph" w:styleId="Titre9">
     <w:name w:val="heading 9"/>
     <w:basedOn w:val="Normal"/>
     <w:next w:val="Normal"/>
-    <w:link w:val="Heading9Char"/>
+    <w:link w:val="Titre9Car"/>
     <w:uiPriority w:val="9"/>
     <w:semiHidden/>
     <w:unhideWhenUsed/>
@@ -15323,13 +15338,13 @@
       <w:szCs w:val="20"/>
     </w:rPr>
   </w:style>
-  <w:style w:type="character" w:default="1" w:styleId="DefaultParagraphFont">
+  <w:style w:type="character" w:default="1" w:styleId="Policepardfaut">
     <w:name w:val="Default Paragraph Font"/>
     <w:uiPriority w:val="1"/>
     <w:semiHidden/>
     <w:unhideWhenUsed/>
   </w:style>
-  <w:style w:type="table" w:default="1" w:styleId="TableNormal">
+  <w:style w:type="table" w:default="1" w:styleId="TableauNormal">
     <w:name w:val="Normal Table"/>
     <w:uiPriority w:val="99"/>
     <w:semiHidden/>
@@ -15344,16 +15359,16 @@
       </w:tblCellMar>
     </w:tblPr>
   </w:style>
-  <w:style w:type="numbering" w:default="1" w:styleId="NoList">
+  <w:style w:type="numbering" w:default="1" w:styleId="Aucuneliste">
     <w:name w:val="No List"/>
     <w:uiPriority w:val="99"/>
     <w:semiHidden/>
     <w:unhideWhenUsed/>
   </w:style>
-  <w:style w:type="paragraph" w:styleId="Header">
+  <w:style w:type="paragraph" w:styleId="En-tte">
     <w:name w:val="header"/>
     <w:basedOn w:val="Normal"/>
-    <w:link w:val="HeaderChar"/>
+    <w:link w:val="En-tteCar"/>
     <w:uiPriority w:val="99"/>
     <w:unhideWhenUsed/>
     <w:rsid w:val="00E618BF"/>
@@ -15365,17 +15380,17 @@
       <w:spacing w:after="0" w:line="240" w:lineRule="auto"/>
     </w:pPr>
   </w:style>
-  <w:style w:type="character" w:customStyle="1" w:styleId="HeaderChar">
-    <w:name w:val="Header Char"/>
-    <w:basedOn w:val="DefaultParagraphFont"/>
-    <w:link w:val="Header"/>
+  <w:style w:type="character" w:customStyle="1" w:styleId="En-tteCar">
+    <w:name w:val="En-tête Car"/>
+    <w:basedOn w:val="Policepardfaut"/>
+    <w:link w:val="En-tte"/>
     <w:uiPriority w:val="99"/>
     <w:rsid w:val="00E618BF"/>
   </w:style>
-  <w:style w:type="paragraph" w:styleId="Footer">
+  <w:style w:type="paragraph" w:styleId="Pieddepage">
     <w:name w:val="footer"/>
     <w:basedOn w:val="Normal"/>
-    <w:link w:val="FooterChar"/>
+    <w:link w:val="PieddepageCar"/>
     <w:uiPriority w:val="99"/>
     <w:unhideWhenUsed/>
     <w:rsid w:val="00E618BF"/>
@@ -15387,14 +15402,14 @@
       <w:spacing w:after="0" w:line="240" w:lineRule="auto"/>
     </w:pPr>
   </w:style>
-  <w:style w:type="character" w:customStyle="1" w:styleId="FooterChar">
-    <w:name w:val="Footer Char"/>
-    <w:basedOn w:val="DefaultParagraphFont"/>
-    <w:link w:val="Footer"/>
+  <w:style w:type="character" w:customStyle="1" w:styleId="PieddepageCar">
+    <w:name w:val="Pied de page Car"/>
+    <w:basedOn w:val="Policepardfaut"/>
+    <w:link w:val="Pieddepage"/>
     <w:uiPriority w:val="99"/>
     <w:rsid w:val="00E618BF"/>
   </w:style>
-  <w:style w:type="paragraph" w:styleId="NoSpacing">
+  <w:style w:type="paragraph" w:styleId="Sansinterligne">
     <w:name w:val="No Spacing"/>
     <w:uiPriority w:val="1"/>
     <w:qFormat/>
@@ -15403,10 +15418,10 @@
       <w:spacing w:after="0" w:line="240" w:lineRule="auto"/>
     </w:pPr>
   </w:style>
-  <w:style w:type="character" w:customStyle="1" w:styleId="Heading1Char">
-    <w:name w:val="Heading 1 Char"/>
-    <w:basedOn w:val="DefaultParagraphFont"/>
-    <w:link w:val="Heading1"/>
+  <w:style w:type="character" w:customStyle="1" w:styleId="Titre1Car">
+    <w:name w:val="Titre 1 Car"/>
+    <w:basedOn w:val="Policepardfaut"/>
+    <w:link w:val="Titre1"/>
     <w:uiPriority w:val="9"/>
     <w:rsid w:val="00FC693F"/>
     <w:rPr>
@@ -15418,10 +15433,10 @@
       <w:szCs w:val="28"/>
     </w:rPr>
   </w:style>
-  <w:style w:type="character" w:customStyle="1" w:styleId="Heading2Char">
-    <w:name w:val="Heading 2 Char"/>
-    <w:basedOn w:val="DefaultParagraphFont"/>
-    <w:link w:val="Heading2"/>
+  <w:style w:type="character" w:customStyle="1" w:styleId="Titre2Car">
+    <w:name w:val="Titre 2 Car"/>
+    <w:basedOn w:val="Policepardfaut"/>
+    <w:link w:val="Titre2"/>
     <w:uiPriority w:val="9"/>
     <w:rsid w:val="00FC693F"/>
     <w:rPr>
@@ -15433,10 +15448,10 @@
       <w:szCs w:val="26"/>
     </w:rPr>
   </w:style>
-  <w:style w:type="character" w:customStyle="1" w:styleId="Heading3Char">
-    <w:name w:val="Heading 3 Char"/>
-    <w:basedOn w:val="DefaultParagraphFont"/>
-    <w:link w:val="Heading3"/>
+  <w:style w:type="character" w:customStyle="1" w:styleId="Titre3Car">
+    <w:name w:val="Titre 3 Car"/>
+    <w:basedOn w:val="Policepardfaut"/>
+    <w:link w:val="Titre3"/>
     <w:uiPriority w:val="9"/>
     <w:rsid w:val="00FC693F"/>
     <w:rPr>
@@ -15446,11 +15461,11 @@
       <w:color w:val="4F81BD" w:themeColor="accent1"/>
     </w:rPr>
   </w:style>
-  <w:style w:type="paragraph" w:styleId="Title">
+  <w:style w:type="paragraph" w:styleId="Titre">
     <w:name w:val="Title"/>
     <w:basedOn w:val="Normal"/>
     <w:next w:val="Normal"/>
-    <w:link w:val="TitleChar"/>
+    <w:link w:val="TitreCar"/>
     <w:uiPriority w:val="10"/>
     <w:qFormat/>
     <w:rsid w:val="00FC693F"/>
@@ -15469,10 +15484,10 @@
       <w:szCs w:val="52"/>
     </w:rPr>
   </w:style>
-  <w:style w:type="character" w:customStyle="1" w:styleId="TitleChar">
-    <w:name w:val="Title Char"/>
-    <w:basedOn w:val="DefaultParagraphFont"/>
-    <w:link w:val="Title"/>
+  <w:style w:type="character" w:customStyle="1" w:styleId="TitreCar">
+    <w:name w:val="Titre Car"/>
+    <w:basedOn w:val="Policepardfaut"/>
+    <w:link w:val="Titre"/>
     <w:uiPriority w:val="10"/>
     <w:rsid w:val="00FC693F"/>
     <w:rPr>
@@ -15484,11 +15499,11 @@
       <w:szCs w:val="52"/>
     </w:rPr>
   </w:style>
-  <w:style w:type="paragraph" w:styleId="Subtitle">
+  <w:style w:type="paragraph" w:styleId="Sous-titre">
     <w:name w:val="Subtitle"/>
     <w:basedOn w:val="Normal"/>
     <w:next w:val="Normal"/>
-    <w:link w:val="SubtitleChar"/>
+    <w:link w:val="Sous-titreCar"/>
     <w:uiPriority w:val="11"/>
     <w:qFormat/>
     <w:rsid w:val="00FC693F"/>
@@ -15508,10 +15523,10 @@
       <w:szCs w:val="24"/>
     </w:rPr>
   </w:style>
-  <w:style w:type="character" w:customStyle="1" w:styleId="SubtitleChar">
-    <w:name w:val="Subtitle Char"/>
-    <w:basedOn w:val="DefaultParagraphFont"/>
-    <w:link w:val="Subtitle"/>
+  <w:style w:type="character" w:customStyle="1" w:styleId="Sous-titreCar">
+    <w:name w:val="Sous-titre Car"/>
+    <w:basedOn w:val="Policepardfaut"/>
+    <w:link w:val="Sous-titre"/>
     <w:uiPriority w:val="11"/>
     <w:rsid w:val="00FC693F"/>
     <w:rPr>
@@ -15524,7 +15539,7 @@
       <w:szCs w:val="24"/>
     </w:rPr>
   </w:style>
-  <w:style w:type="paragraph" w:styleId="ListParagraph">
+  <w:style w:type="paragraph" w:styleId="Paragraphedeliste">
     <w:name w:val="List Paragraph"/>
     <w:basedOn w:val="Normal"/>
     <w:uiPriority w:val="34"/>
@@ -15535,25 +15550,25 @@
       <w:contextualSpacing/>
     </w:pPr>
   </w:style>
-  <w:style w:type="paragraph" w:styleId="BodyText">
+  <w:style w:type="paragraph" w:styleId="Corpsdetexte">
     <w:name w:val="Body Text"/>
     <w:basedOn w:val="Normal"/>
-    <w:link w:val="BodyTextChar"/>
+    <w:link w:val="CorpsdetexteCar"/>
     <w:uiPriority w:val="99"/>
     <w:unhideWhenUsed/>
     <w:rsid w:val="00AA1D8D"/>
   </w:style>
-  <w:style w:type="character" w:customStyle="1" w:styleId="BodyTextChar">
-    <w:name w:val="Body Text Char"/>
-    <w:basedOn w:val="DefaultParagraphFont"/>
-    <w:link w:val="BodyText"/>
+  <w:style w:type="character" w:customStyle="1" w:styleId="CorpsdetexteCar">
+    <w:name w:val="Corps de texte Car"/>
+    <w:basedOn w:val="Policepardfaut"/>
+    <w:link w:val="Corpsdetexte"/>
     <w:uiPriority w:val="99"/>
     <w:rsid w:val="00AA1D8D"/>
   </w:style>
-  <w:style w:type="paragraph" w:styleId="BodyText2">
+  <w:style w:type="paragraph" w:styleId="Corpsdetexte2">
     <w:name w:val="Body Text 2"/>
     <w:basedOn w:val="Normal"/>
-    <w:link w:val="BodyText2Char"/>
+    <w:link w:val="Corpsdetexte2Car"/>
     <w:uiPriority w:val="99"/>
     <w:unhideWhenUsed/>
     <w:rsid w:val="00AA1D8D"/>
@@ -15561,17 +15576,17 @@
       <w:spacing w:line="480" w:lineRule="auto"/>
     </w:pPr>
   </w:style>
-  <w:style w:type="character" w:customStyle="1" w:styleId="BodyText2Char">
-    <w:name w:val="Body Text 2 Char"/>
-    <w:basedOn w:val="DefaultParagraphFont"/>
-    <w:link w:val="BodyText2"/>
+  <w:style w:type="character" w:customStyle="1" w:styleId="Corpsdetexte2Car">
+    <w:name w:val="Corps de texte 2 Car"/>
+    <w:basedOn w:val="Policepardfaut"/>
+    <w:link w:val="Corpsdetexte2"/>
     <w:uiPriority w:val="99"/>
     <w:rsid w:val="00AA1D8D"/>
   </w:style>
-  <w:style w:type="paragraph" w:styleId="BodyText3">
+  <w:style w:type="paragraph" w:styleId="Corpsdetexte3">
     <w:name w:val="Body Text 3"/>
     <w:basedOn w:val="Normal"/>
-    <w:link w:val="BodyText3Char"/>
+    <w:link w:val="Corpsdetexte3Car"/>
     <w:uiPriority w:val="99"/>
     <w:unhideWhenUsed/>
     <w:rsid w:val="00AA1D8D"/>
@@ -15580,10 +15595,10 @@
       <w:szCs w:val="16"/>
     </w:rPr>
   </w:style>
-  <w:style w:type="character" w:customStyle="1" w:styleId="BodyText3Char">
-    <w:name w:val="Body Text 3 Char"/>
-    <w:basedOn w:val="DefaultParagraphFont"/>
-    <w:link w:val="BodyText3"/>
+  <w:style w:type="character" w:customStyle="1" w:styleId="Corpsdetexte3Car">
+    <w:name w:val="Corps de texte 3 Car"/>
+    <w:basedOn w:val="Policepardfaut"/>
+    <w:link w:val="Corpsdetexte3"/>
     <w:uiPriority w:val="99"/>
     <w:rsid w:val="00AA1D8D"/>
     <w:rPr>
@@ -15591,7 +15606,7 @@
       <w:szCs w:val="16"/>
     </w:rPr>
   </w:style>
-  <w:style w:type="paragraph" w:styleId="List">
+  <w:style w:type="paragraph" w:styleId="Liste">
     <w:name w:val="List"/>
     <w:basedOn w:val="Normal"/>
     <w:uiPriority w:val="99"/>
@@ -15602,7 +15617,7 @@
       <w:contextualSpacing/>
     </w:pPr>
   </w:style>
-  <w:style w:type="paragraph" w:styleId="List2">
+  <w:style w:type="paragraph" w:styleId="Liste2">
     <w:name w:val="List 2"/>
     <w:basedOn w:val="Normal"/>
     <w:uiPriority w:val="99"/>
@@ -15613,7 +15628,7 @@
       <w:contextualSpacing/>
     </w:pPr>
   </w:style>
-  <w:style w:type="paragraph" w:styleId="List3">
+  <w:style w:type="paragraph" w:styleId="Liste3">
     <w:name w:val="List 3"/>
     <w:basedOn w:val="Normal"/>
     <w:uiPriority w:val="99"/>
@@ -15624,7 +15639,7 @@
       <w:contextualSpacing/>
     </w:pPr>
   </w:style>
-  <w:style w:type="paragraph" w:styleId="ListBullet">
+  <w:style w:type="paragraph" w:styleId="Listepuces">
     <w:name w:val="List Bullet"/>
     <w:basedOn w:val="Normal"/>
     <w:uiPriority w:val="99"/>
@@ -15637,7 +15652,7 @@
       <w:contextualSpacing/>
     </w:pPr>
   </w:style>
-  <w:style w:type="paragraph" w:styleId="ListBullet2">
+  <w:style w:type="paragraph" w:styleId="Listepuces2">
     <w:name w:val="List Bullet 2"/>
     <w:basedOn w:val="Normal"/>
     <w:uiPriority w:val="99"/>
@@ -15650,7 +15665,7 @@
       <w:contextualSpacing/>
     </w:pPr>
   </w:style>
-  <w:style w:type="paragraph" w:styleId="ListBullet3">
+  <w:style w:type="paragraph" w:styleId="Listepuces3">
     <w:name w:val="List Bullet 3"/>
     <w:basedOn w:val="Normal"/>
     <w:uiPriority w:val="99"/>
@@ -15663,7 +15678,7 @@
       <w:contextualSpacing/>
     </w:pPr>
   </w:style>
-  <w:style w:type="paragraph" w:styleId="ListNumber">
+  <w:style w:type="paragraph" w:styleId="Listenumros">
     <w:name w:val="List Number"/>
     <w:basedOn w:val="Normal"/>
     <w:uiPriority w:val="99"/>
@@ -15676,7 +15691,7 @@
       <w:contextualSpacing/>
     </w:pPr>
   </w:style>
-  <w:style w:type="paragraph" w:styleId="ListNumber2">
+  <w:style w:type="paragraph" w:styleId="Listenumros2">
     <w:name w:val="List Number 2"/>
     <w:basedOn w:val="Normal"/>
     <w:uiPriority w:val="99"/>
@@ -15689,7 +15704,7 @@
       <w:contextualSpacing/>
     </w:pPr>
   </w:style>
-  <w:style w:type="paragraph" w:styleId="ListNumber3">
+  <w:style w:type="paragraph" w:styleId="Listenumros3">
     <w:name w:val="List Number 3"/>
     <w:basedOn w:val="Normal"/>
     <w:uiPriority w:val="99"/>
@@ -15702,7 +15717,7 @@
       <w:contextualSpacing/>
     </w:pPr>
   </w:style>
-  <w:style w:type="paragraph" w:styleId="ListContinue">
+  <w:style w:type="paragraph" w:styleId="Listecontinue">
     <w:name w:val="List Continue"/>
     <w:basedOn w:val="Normal"/>
     <w:uiPriority w:val="99"/>
@@ -15713,7 +15728,7 @@
       <w:contextualSpacing/>
     </w:pPr>
   </w:style>
-  <w:style w:type="paragraph" w:styleId="ListContinue2">
+  <w:style w:type="paragraph" w:styleId="Listecontinue2">
     <w:name w:val="List Continue 2"/>
     <w:basedOn w:val="Normal"/>
     <w:uiPriority w:val="99"/>
@@ -15724,7 +15739,7 @@
       <w:contextualSpacing/>
     </w:pPr>
   </w:style>
-  <w:style w:type="paragraph" w:styleId="ListContinue3">
+  <w:style w:type="paragraph" w:styleId="Listecontinue3">
     <w:name w:val="List Continue 3"/>
     <w:basedOn w:val="Normal"/>
     <w:uiPriority w:val="99"/>
@@ -15735,9 +15750,9 @@
       <w:contextualSpacing/>
     </w:pPr>
   </w:style>
-  <w:style w:type="paragraph" w:styleId="MacroText">
+  <w:style w:type="paragraph" w:styleId="Textedemacro">
     <w:name w:val="macro"/>
-    <w:link w:val="MacroTextChar"/>
+    <w:link w:val="TextedemacroCar"/>
     <w:uiPriority w:val="99"/>
     <w:unhideWhenUsed/>
     <w:rsid w:val="0029639D"/>
@@ -15758,10 +15773,10 @@
       <w:szCs w:val="20"/>
     </w:rPr>
   </w:style>
-  <w:style w:type="character" w:customStyle="1" w:styleId="MacroTextChar">
-    <w:name w:val="Macro Text Char"/>
-    <w:basedOn w:val="DefaultParagraphFont"/>
-    <w:link w:val="MacroText"/>
+  <w:style w:type="character" w:customStyle="1" w:styleId="TextedemacroCar">
+    <w:name w:val="Texte de macro Car"/>
+    <w:basedOn w:val="Policepardfaut"/>
+    <w:link w:val="Textedemacro"/>
     <w:uiPriority w:val="99"/>
     <w:rsid w:val="0029639D"/>
     <w:rPr>
@@ -15770,11 +15785,11 @@
       <w:szCs w:val="20"/>
     </w:rPr>
   </w:style>
-  <w:style w:type="paragraph" w:styleId="Quote">
+  <w:style w:type="paragraph" w:styleId="Citation">
     <w:name w:val="Quote"/>
     <w:basedOn w:val="Normal"/>
     <w:next w:val="Normal"/>
-    <w:link w:val="QuoteChar"/>
+    <w:link w:val="CitationCar"/>
     <w:uiPriority w:val="29"/>
     <w:qFormat/>
     <w:rsid w:val="00FC693F"/>
@@ -15784,10 +15799,10 @@
       <w:color w:val="000000" w:themeColor="text1"/>
     </w:rPr>
   </w:style>
-  <w:style w:type="character" w:customStyle="1" w:styleId="QuoteChar">
-    <w:name w:val="Quote Char"/>
-    <w:basedOn w:val="DefaultParagraphFont"/>
-    <w:link w:val="Quote"/>
+  <w:style w:type="character" w:customStyle="1" w:styleId="CitationCar">
+    <w:name w:val="Citation Car"/>
+    <w:basedOn w:val="Policepardfaut"/>
+    <w:link w:val="Citation"/>
     <w:uiPriority w:val="29"/>
     <w:rsid w:val="00FC693F"/>
     <w:rPr>
@@ -15796,10 +15811,10 @@
       <w:color w:val="000000" w:themeColor="text1"/>
     </w:rPr>
   </w:style>
-  <w:style w:type="character" w:customStyle="1" w:styleId="Heading4Char">
-    <w:name w:val="Heading 4 Char"/>
-    <w:basedOn w:val="DefaultParagraphFont"/>
-    <w:link w:val="Heading4"/>
+  <w:style w:type="character" w:customStyle="1" w:styleId="Titre4Car">
+    <w:name w:val="Titre 4 Car"/>
+    <w:basedOn w:val="Policepardfaut"/>
+    <w:link w:val="Titre4"/>
     <w:uiPriority w:val="9"/>
     <w:semiHidden/>
     <w:rsid w:val="00FC693F"/>
@@ -15812,10 +15827,10 @@
       <w:color w:val="4F81BD" w:themeColor="accent1"/>
     </w:rPr>
   </w:style>
-  <w:style w:type="character" w:customStyle="1" w:styleId="Heading5Char">
-    <w:name w:val="Heading 5 Char"/>
-    <w:basedOn w:val="DefaultParagraphFont"/>
-    <w:link w:val="Heading5"/>
+  <w:style w:type="character" w:customStyle="1" w:styleId="Titre5Car">
+    <w:name w:val="Titre 5 Car"/>
+    <w:basedOn w:val="Policepardfaut"/>
+    <w:link w:val="Titre5"/>
     <w:uiPriority w:val="9"/>
     <w:semiHidden/>
     <w:rsid w:val="00FC693F"/>
@@ -15824,10 +15839,10 @@
       <w:color w:val="243F60" w:themeColor="accent1" w:themeShade="7F"/>
     </w:rPr>
   </w:style>
-  <w:style w:type="character" w:customStyle="1" w:styleId="Heading6Char">
-    <w:name w:val="Heading 6 Char"/>
-    <w:basedOn w:val="DefaultParagraphFont"/>
-    <w:link w:val="Heading6"/>
+  <w:style w:type="character" w:customStyle="1" w:styleId="Titre6Car">
+    <w:name w:val="Titre 6 Car"/>
+    <w:basedOn w:val="Policepardfaut"/>
+    <w:link w:val="Titre6"/>
     <w:uiPriority w:val="9"/>
     <w:semiHidden/>
     <w:rsid w:val="00FC693F"/>
@@ -15838,10 +15853,10 @@
       <w:color w:val="243F60" w:themeColor="accent1" w:themeShade="7F"/>
     </w:rPr>
   </w:style>
-  <w:style w:type="character" w:customStyle="1" w:styleId="Heading7Char">
-    <w:name w:val="Heading 7 Char"/>
-    <w:basedOn w:val="DefaultParagraphFont"/>
-    <w:link w:val="Heading7"/>
+  <w:style w:type="character" w:customStyle="1" w:styleId="Titre7Car">
+    <w:name w:val="Titre 7 Car"/>
+    <w:basedOn w:val="Policepardfaut"/>
+    <w:link w:val="Titre7"/>
     <w:uiPriority w:val="9"/>
     <w:semiHidden/>
     <w:rsid w:val="00FC693F"/>
@@ -15852,10 +15867,10 @@
       <w:color w:val="404040" w:themeColor="text1" w:themeTint="BF"/>
     </w:rPr>
   </w:style>
-  <w:style w:type="character" w:customStyle="1" w:styleId="Heading8Char">
-    <w:name w:val="Heading 8 Char"/>
-    <w:basedOn w:val="DefaultParagraphFont"/>
-    <w:link w:val="Heading8"/>
+  <w:style w:type="character" w:customStyle="1" w:styleId="Titre8Car">
+    <w:name w:val="Titre 8 Car"/>
+    <w:basedOn w:val="Policepardfaut"/>
+    <w:link w:val="Titre8"/>
     <w:uiPriority w:val="9"/>
     <w:semiHidden/>
     <w:rsid w:val="00FC693F"/>
@@ -15866,10 +15881,10 @@
       <w:szCs w:val="20"/>
     </w:rPr>
   </w:style>
-  <w:style w:type="character" w:customStyle="1" w:styleId="Heading9Char">
-    <w:name w:val="Heading 9 Char"/>
-    <w:basedOn w:val="DefaultParagraphFont"/>
-    <w:link w:val="Heading9"/>
+  <w:style w:type="character" w:customStyle="1" w:styleId="Titre9Car">
+    <w:name w:val="Titre 9 Car"/>
+    <w:basedOn w:val="Policepardfaut"/>
+    <w:link w:val="Titre9"/>
     <w:uiPriority w:val="9"/>
     <w:semiHidden/>
     <w:rsid w:val="00FC693F"/>
@@ -15882,7 +15897,7 @@
       <w:szCs w:val="20"/>
     </w:rPr>
   </w:style>
-  <w:style w:type="paragraph" w:styleId="Caption">
+  <w:style w:type="paragraph" w:styleId="Lgende">
     <w:name w:val="caption"/>
     <w:basedOn w:val="Normal"/>
     <w:next w:val="Normal"/>
@@ -15902,9 +15917,9 @@
       <w:szCs w:val="18"/>
     </w:rPr>
   </w:style>
-  <w:style w:type="character" w:styleId="Strong">
+  <w:style w:type="character" w:styleId="lev">
     <w:name w:val="Strong"/>
-    <w:basedOn w:val="DefaultParagraphFont"/>
+    <w:basedOn w:val="Policepardfaut"/>
     <w:uiPriority w:val="22"/>
     <w:qFormat/>
     <w:rsid w:val="00FC693F"/>
@@ -15913,9 +15928,9 @@
       <w:bCs/>
     </w:rPr>
   </w:style>
-  <w:style w:type="character" w:styleId="Emphasis">
+  <w:style w:type="character" w:styleId="Accentuation">
     <w:name w:val="Emphasis"/>
-    <w:basedOn w:val="DefaultParagraphFont"/>
+    <w:basedOn w:val="Policepardfaut"/>
     <w:uiPriority w:val="20"/>
     <w:qFormat/>
     <w:rsid w:val="00FC693F"/>
@@ -15924,11 +15939,11 @@
       <w:iCs/>
     </w:rPr>
   </w:style>
-  <w:style w:type="paragraph" w:styleId="IntenseQuote">
+  <w:style w:type="paragraph" w:styleId="Citationintense">
     <w:name w:val="Intense Quote"/>
     <w:basedOn w:val="Normal"/>
     <w:next w:val="Normal"/>
-    <w:link w:val="IntenseQuoteChar"/>
+    <w:link w:val="CitationintenseCar"/>
     <w:uiPriority w:val="30"/>
     <w:qFormat/>
     <w:rsid w:val="00FC693F"/>
@@ -15947,10 +15962,10 @@
       <w:color w:val="4F81BD" w:themeColor="accent1"/>
     </w:rPr>
   </w:style>
-  <w:style w:type="character" w:customStyle="1" w:styleId="IntenseQuoteChar">
-    <w:name w:val="Intense Quote Char"/>
-    <w:basedOn w:val="DefaultParagraphFont"/>
-    <w:link w:val="IntenseQuote"/>
+  <w:style w:type="character" w:customStyle="1" w:styleId="CitationintenseCar">
+    <w:name w:val="Citation intense Car"/>
+    <w:basedOn w:val="Policepardfaut"/>
+    <w:link w:val="Citationintense"/>
     <w:uiPriority w:val="30"/>
     <w:rsid w:val="00FC693F"/>
     <w:rPr>
@@ -15961,9 +15976,9 @@
       <w:color w:val="4F81BD" w:themeColor="accent1"/>
     </w:rPr>
   </w:style>
-  <w:style w:type="character" w:styleId="SubtleEmphasis">
+  <w:style w:type="character" w:styleId="Accentuationlgre">
     <w:name w:val="Subtle Emphasis"/>
-    <w:basedOn w:val="DefaultParagraphFont"/>
+    <w:basedOn w:val="Policepardfaut"/>
     <w:uiPriority w:val="19"/>
     <w:qFormat/>
     <w:rsid w:val="00FC693F"/>
@@ -15973,9 +15988,9 @@
       <w:color w:val="808080" w:themeColor="text1" w:themeTint="7F"/>
     </w:rPr>
   </w:style>
-  <w:style w:type="character" w:styleId="IntenseEmphasis">
+  <w:style w:type="character" w:styleId="Accentuationintense">
     <w:name w:val="Intense Emphasis"/>
-    <w:basedOn w:val="DefaultParagraphFont"/>
+    <w:basedOn w:val="Policepardfaut"/>
     <w:uiPriority w:val="21"/>
     <w:qFormat/>
     <w:rsid w:val="00FC693F"/>
@@ -15987,9 +16002,9 @@
       <w:color w:val="4F81BD" w:themeColor="accent1"/>
     </w:rPr>
   </w:style>
-  <w:style w:type="character" w:styleId="SubtleReference">
+  <w:style w:type="character" w:styleId="Rfrencelgre">
     <w:name w:val="Subtle Reference"/>
-    <w:basedOn w:val="DefaultParagraphFont"/>
+    <w:basedOn w:val="Policepardfaut"/>
     <w:uiPriority w:val="31"/>
     <w:qFormat/>
     <w:rsid w:val="00FC693F"/>
@@ -15999,9 +16014,9 @@
       <w:u w:val="single"/>
     </w:rPr>
   </w:style>
-  <w:style w:type="character" w:styleId="IntenseReference">
+  <w:style w:type="character" w:styleId="Rfrenceintense">
     <w:name w:val="Intense Reference"/>
-    <w:basedOn w:val="DefaultParagraphFont"/>
+    <w:basedOn w:val="Policepardfaut"/>
     <w:uiPriority w:val="32"/>
     <w:qFormat/>
     <w:rsid w:val="00FC693F"/>
@@ -16014,9 +16029,9 @@
       <w:u w:val="single"/>
     </w:rPr>
   </w:style>
-  <w:style w:type="character" w:styleId="BookTitle">
+  <w:style w:type="character" w:styleId="Titredulivre">
     <w:name w:val="Book Title"/>
-    <w:basedOn w:val="DefaultParagraphFont"/>
+    <w:basedOn w:val="Policepardfaut"/>
     <w:uiPriority w:val="33"/>
     <w:qFormat/>
     <w:rsid w:val="00FC693F"/>
@@ -16027,9 +16042,9 @@
       <w:spacing w:val="5"/>
     </w:rPr>
   </w:style>
-  <w:style w:type="paragraph" w:styleId="TOCHeading">
+  <w:style w:type="paragraph" w:styleId="En-ttedetabledesmatires">
     <w:name w:val="TOC Heading"/>
-    <w:basedOn w:val="Heading1"/>
+    <w:basedOn w:val="Titre1"/>
     <w:next w:val="Normal"/>
     <w:uiPriority w:val="39"/>
     <w:semiHidden/>
@@ -16040,9 +16055,9 @@
       <w:outlineLvl w:val="9"/>
     </w:pPr>
   </w:style>
-  <w:style w:type="table" w:styleId="TableGrid">
+  <w:style w:type="table" w:styleId="Grilledutableau">
     <w:name w:val="Table Grid"/>
-    <w:basedOn w:val="TableNormal"/>
+    <w:basedOn w:val="TableauNormal"/>
     <w:uiPriority w:val="59"/>
     <w:rsid w:val="00FC693F"/>
     <w:pPr>
@@ -16059,9 +16074,9 @@
       </w:tblBorders>
     </w:tblPr>
   </w:style>
-  <w:style w:type="table" w:styleId="LightShading">
+  <w:style w:type="table" w:styleId="Ombrageclair">
     <w:name w:val="Light Shading"/>
-    <w:basedOn w:val="TableNormal"/>
+    <w:basedOn w:val="TableauNormal"/>
     <w:uiPriority w:val="60"/>
     <w:rsid w:val="00FC693F"/>
     <w:pPr>
@@ -16155,9 +16170,9 @@
       </w:tcPr>
     </w:tblStylePr>
   </w:style>
-  <w:style w:type="table" w:styleId="LightShading-Accent1">
+  <w:style w:type="table" w:styleId="Trameclaire-Accent1">
     <w:name w:val="Light Shading Accent 1"/>
-    <w:basedOn w:val="TableNormal"/>
+    <w:basedOn w:val="TableauNormal"/>
     <w:uiPriority w:val="60"/>
     <w:rsid w:val="00FC693F"/>
     <w:pPr>
@@ -16251,9 +16266,9 @@
       </w:tcPr>
     </w:tblStylePr>
   </w:style>
-  <w:style w:type="table" w:styleId="LightShading-Accent2">
+  <w:style w:type="table" w:styleId="Trameclaire-Accent2">
     <w:name w:val="Light Shading Accent 2"/>
-    <w:basedOn w:val="TableNormal"/>
+    <w:basedOn w:val="TableauNormal"/>
     <w:uiPriority w:val="60"/>
     <w:rsid w:val="00FC693F"/>
     <w:pPr>
@@ -16347,9 +16362,9 @@
       </w:tcPr>
     </w:tblStylePr>
   </w:style>
-  <w:style w:type="table" w:styleId="LightShading-Accent3">
+  <w:style w:type="table" w:styleId="Trameclaire-Accent3">
     <w:name w:val="Light Shading Accent 3"/>
-    <w:basedOn w:val="TableNormal"/>
+    <w:basedOn w:val="TableauNormal"/>
     <w:uiPriority w:val="60"/>
     <w:rsid w:val="00FC693F"/>
     <w:pPr>
@@ -16443,9 +16458,9 @@
       </w:tcPr>
     </w:tblStylePr>
   </w:style>
-  <w:style w:type="table" w:styleId="LightShading-Accent4">
+  <w:style w:type="table" w:styleId="Trameclaire-Accent4">
     <w:name w:val="Light Shading Accent 4"/>
-    <w:basedOn w:val="TableNormal"/>
+    <w:basedOn w:val="TableauNormal"/>
     <w:uiPriority w:val="60"/>
     <w:rsid w:val="00FC693F"/>
     <w:pPr>
@@ -16539,9 +16554,9 @@
       </w:tcPr>
     </w:tblStylePr>
   </w:style>
-  <w:style w:type="table" w:styleId="LightShading-Accent5">
+  <w:style w:type="table" w:styleId="Trameclaire-Accent5">
     <w:name w:val="Light Shading Accent 5"/>
-    <w:basedOn w:val="TableNormal"/>
+    <w:basedOn w:val="TableauNormal"/>
     <w:uiPriority w:val="60"/>
     <w:rsid w:val="00FC693F"/>
     <w:pPr>
@@ -16635,9 +16650,9 @@
       </w:tcPr>
     </w:tblStylePr>
   </w:style>
-  <w:style w:type="table" w:styleId="LightShading-Accent6">
+  <w:style w:type="table" w:styleId="Trameclaire-Accent6">
     <w:name w:val="Light Shading Accent 6"/>
-    <w:basedOn w:val="TableNormal"/>
+    <w:basedOn w:val="TableauNormal"/>
     <w:uiPriority w:val="60"/>
     <w:rsid w:val="00FC693F"/>
     <w:pPr>
@@ -16731,9 +16746,9 @@
       </w:tcPr>
     </w:tblStylePr>
   </w:style>
-  <w:style w:type="table" w:styleId="LightList">
+  <w:style w:type="table" w:styleId="Listeclaire">
     <w:name w:val="Light List"/>
-    <w:basedOn w:val="TableNormal"/>
+    <w:basedOn w:val="TableauNormal"/>
     <w:uiPriority w:val="61"/>
     <w:rsid w:val="00FC693F"/>
     <w:pPr>
@@ -16816,9 +16831,9 @@
       </w:tcPr>
     </w:tblStylePr>
   </w:style>
-  <w:style w:type="table" w:styleId="LightList-Accent1">
+  <w:style w:type="table" w:styleId="Listeclaire-Accent1">
     <w:name w:val="Light List Accent 1"/>
-    <w:basedOn w:val="TableNormal"/>
+    <w:basedOn w:val="TableauNormal"/>
     <w:uiPriority w:val="61"/>
     <w:rsid w:val="00FC693F"/>
     <w:pPr>
@@ -16901,9 +16916,9 @@
       </w:tcPr>
     </w:tblStylePr>
   </w:style>
-  <w:style w:type="table" w:styleId="LightList-Accent2">
+  <w:style w:type="table" w:styleId="Listeclaire-Accent2">
     <w:name w:val="Light List Accent 2"/>
-    <w:basedOn w:val="TableNormal"/>
+    <w:basedOn w:val="TableauNormal"/>
     <w:uiPriority w:val="61"/>
     <w:rsid w:val="00CB0664"/>
     <w:pPr>
@@ -16986,9 +17001,9 @@
       </w:tcPr>
     </w:tblStylePr>
   </w:style>
-  <w:style w:type="table" w:styleId="LightList-Accent3">
+  <w:style w:type="table" w:styleId="Listeclaire-Accent3">
     <w:name w:val="Light List Accent 3"/>
-    <w:basedOn w:val="TableNormal"/>
+    <w:basedOn w:val="TableauNormal"/>
     <w:uiPriority w:val="61"/>
     <w:rsid w:val="00CB0664"/>
     <w:pPr>
@@ -17071,9 +17086,9 @@
       </w:tcPr>
     </w:tblStylePr>
   </w:style>
-  <w:style w:type="table" w:styleId="LightList-Accent4">
+  <w:style w:type="table" w:styleId="Listeclaire-Accent4">
     <w:name w:val="Light List Accent 4"/>
-    <w:basedOn w:val="TableNormal"/>
+    <w:basedOn w:val="TableauNormal"/>
     <w:uiPriority w:val="61"/>
     <w:rsid w:val="00CB0664"/>
     <w:pPr>
@@ -17156,9 +17171,9 @@
       </w:tcPr>
     </w:tblStylePr>
   </w:style>
-  <w:style w:type="table" w:styleId="LightList-Accent5">
+  <w:style w:type="table" w:styleId="Listeclaire-Accent5">
     <w:name w:val="Light List Accent 5"/>
-    <w:basedOn w:val="TableNormal"/>
+    <w:basedOn w:val="TableauNormal"/>
     <w:uiPriority w:val="61"/>
     <w:rsid w:val="00CB0664"/>
     <w:pPr>
@@ -17241,9 +17256,9 @@
       </w:tcPr>
     </w:tblStylePr>
   </w:style>
-  <w:style w:type="table" w:styleId="LightList-Accent6">
+  <w:style w:type="table" w:styleId="Listeclaire-Accent6">
     <w:name w:val="Light List Accent 6"/>
-    <w:basedOn w:val="TableNormal"/>
+    <w:basedOn w:val="TableauNormal"/>
     <w:uiPriority w:val="61"/>
     <w:rsid w:val="00CB0664"/>
     <w:pPr>
@@ -17326,9 +17341,9 @@
       </w:tcPr>
     </w:tblStylePr>
   </w:style>
-  <w:style w:type="table" w:styleId="LightGrid">
+  <w:style w:type="table" w:styleId="Grilleclaire">
     <w:name w:val="Light Grid"/>
-    <w:basedOn w:val="TableNormal"/>
+    <w:basedOn w:val="TableauNormal"/>
     <w:uiPriority w:val="62"/>
     <w:rsid w:val="00CB0664"/>
     <w:pPr>
@@ -17449,9 +17464,9 @@
       </w:tcPr>
     </w:tblStylePr>
   </w:style>
-  <w:style w:type="table" w:styleId="LightGrid-Accent1">
+  <w:style w:type="table" w:styleId="Grilleclaire-Accent1">
     <w:name w:val="Light Grid Accent 1"/>
-    <w:basedOn w:val="TableNormal"/>
+    <w:basedOn w:val="TableauNormal"/>
     <w:uiPriority w:val="62"/>
     <w:rsid w:val="00CB0664"/>
     <w:pPr>
@@ -17572,9 +17587,9 @@
       </w:tcPr>
     </w:tblStylePr>
   </w:style>
-  <w:style w:type="table" w:styleId="LightGrid-Accent2">
+  <w:style w:type="table" w:styleId="Grilleclaire-Accent2">
     <w:name w:val="Light Grid Accent 2"/>
-    <w:basedOn w:val="TableNormal"/>
+    <w:basedOn w:val="TableauNormal"/>
     <w:uiPriority w:val="62"/>
     <w:rsid w:val="00CB0664"/>
     <w:pPr>
@@ -17695,9 +17710,9 @@
       </w:tcPr>
     </w:tblStylePr>
   </w:style>
-  <w:style w:type="table" w:styleId="LightGrid-Accent3">
+  <w:style w:type="table" w:styleId="Grilleclaire-Accent3">
     <w:name w:val="Light Grid Accent 3"/>
-    <w:basedOn w:val="TableNormal"/>
+    <w:basedOn w:val="TableauNormal"/>
     <w:uiPriority w:val="62"/>
     <w:rsid w:val="00CB0664"/>
     <w:pPr>
@@ -17818,9 +17833,9 @@
       </w:tcPr>
     </w:tblStylePr>
   </w:style>
-  <w:style w:type="table" w:styleId="LightGrid-Accent4">
+  <w:style w:type="table" w:styleId="Grilleclaire-Accent4">
     <w:name w:val="Light Grid Accent 4"/>
-    <w:basedOn w:val="TableNormal"/>
+    <w:basedOn w:val="TableauNormal"/>
     <w:uiPriority w:val="62"/>
     <w:rsid w:val="00CB0664"/>
     <w:pPr>
@@ -17941,9 +17956,9 @@
       </w:tcPr>
     </w:tblStylePr>
   </w:style>
-  <w:style w:type="table" w:styleId="LightGrid-Accent5">
+  <w:style w:type="table" w:styleId="Grilleclaire-Accent5">
     <w:name w:val="Light Grid Accent 5"/>
-    <w:basedOn w:val="TableNormal"/>
+    <w:basedOn w:val="TableauNormal"/>
     <w:uiPriority w:val="62"/>
     <w:rsid w:val="00CB0664"/>
     <w:pPr>
@@ -18064,9 +18079,9 @@
       </w:tcPr>
     </w:tblStylePr>
   </w:style>
-  <w:style w:type="table" w:styleId="LightGrid-Accent6">
+  <w:style w:type="table" w:styleId="Grilleclaire-Accent6">
     <w:name w:val="Light Grid Accent 6"/>
-    <w:basedOn w:val="TableNormal"/>
+    <w:basedOn w:val="TableauNormal"/>
     <w:uiPriority w:val="62"/>
     <w:rsid w:val="00CB0664"/>
     <w:pPr>
@@ -18187,9 +18202,9 @@
       </w:tcPr>
     </w:tblStylePr>
   </w:style>
-  <w:style w:type="table" w:styleId="MediumShading1">
+  <w:style w:type="table" w:styleId="Tramemoyenne1">
     <w:name w:val="Medium Shading 1"/>
-    <w:basedOn w:val="TableNormal"/>
+    <w:basedOn w:val="TableauNormal"/>
     <w:uiPriority w:val="63"/>
     <w:rsid w:val="00CB0664"/>
     <w:pPr>
@@ -18286,9 +18301,9 @@
       </w:tcPr>
     </w:tblStylePr>
   </w:style>
-  <w:style w:type="table" w:styleId="MediumShading1-Accent1">
+  <w:style w:type="table" w:styleId="Tramemoyenne1-Accent1">
     <w:name w:val="Medium Shading 1 Accent 1"/>
-    <w:basedOn w:val="TableNormal"/>
+    <w:basedOn w:val="TableauNormal"/>
     <w:uiPriority w:val="63"/>
     <w:rsid w:val="00CB0664"/>
     <w:pPr>
@@ -18385,9 +18400,9 @@
       </w:tcPr>
     </w:tblStylePr>
   </w:style>
-  <w:style w:type="table" w:styleId="MediumShading1-Accent2">
+  <w:style w:type="table" w:styleId="Tramemoyenne1-Accent2">
     <w:name w:val="Medium Shading 1 Accent 2"/>
-    <w:basedOn w:val="TableNormal"/>
+    <w:basedOn w:val="TableauNormal"/>
     <w:uiPriority w:val="63"/>
     <w:rsid w:val="00CB0664"/>
     <w:pPr>
@@ -18484,9 +18499,9 @@
       </w:tcPr>
     </w:tblStylePr>
   </w:style>
-  <w:style w:type="table" w:styleId="MediumShading1-Accent3">
+  <w:style w:type="table" w:styleId="Tramemoyenne1-Accent3">
     <w:name w:val="Medium Shading 1 Accent 3"/>
-    <w:basedOn w:val="TableNormal"/>
+    <w:basedOn w:val="TableauNormal"/>
     <w:uiPriority w:val="63"/>
     <w:rsid w:val="00CB0664"/>
     <w:pPr>
@@ -18583,9 +18598,9 @@
       </w:tcPr>
     </w:tblStylePr>
   </w:style>
-  <w:style w:type="table" w:styleId="MediumShading1-Accent4">
+  <w:style w:type="table" w:styleId="Tramemoyenne1-Accent4">
     <w:name w:val="Medium Shading 1 Accent 4"/>
-    <w:basedOn w:val="TableNormal"/>
+    <w:basedOn w:val="TableauNormal"/>
     <w:uiPriority w:val="63"/>
     <w:rsid w:val="00CB0664"/>
     <w:pPr>
@@ -18682,9 +18697,9 @@
       </w:tcPr>
     </w:tblStylePr>
   </w:style>
-  <w:style w:type="table" w:styleId="MediumShading1-Accent5">
+  <w:style w:type="table" w:styleId="Tramemoyenne1-Accent5">
     <w:name w:val="Medium Shading 1 Accent 5"/>
-    <w:basedOn w:val="TableNormal"/>
+    <w:basedOn w:val="TableauNormal"/>
     <w:uiPriority w:val="63"/>
     <w:rsid w:val="00CB0664"/>
     <w:pPr>
@@ -18781,9 +18796,9 @@
       </w:tcPr>
     </w:tblStylePr>
   </w:style>
-  <w:style w:type="table" w:styleId="MediumShading1-Accent6">
+  <w:style w:type="table" w:styleId="Tramemoyenne1-Accent6">
     <w:name w:val="Medium Shading 1 Accent 6"/>
-    <w:basedOn w:val="TableNormal"/>
+    <w:basedOn w:val="TableauNormal"/>
     <w:uiPriority w:val="63"/>
     <w:rsid w:val="00CB0664"/>
     <w:pPr>
@@ -18880,9 +18895,9 @@
       </w:tcPr>
     </w:tblStylePr>
   </w:style>
-  <w:style w:type="table" w:styleId="MediumShading2">
+  <w:style w:type="table" w:styleId="Tramemoyenne2">
     <w:name w:val="Medium Shading 2"/>
-    <w:basedOn w:val="TableNormal"/>
+    <w:basedOn w:val="TableauNormal"/>
     <w:uiPriority w:val="64"/>
     <w:rsid w:val="00CB0664"/>
     <w:pPr>
@@ -19022,9 +19037,9 @@
       </w:tcPr>
     </w:tblStylePr>
   </w:style>
-  <w:style w:type="table" w:styleId="MediumShading2-Accent1">
+  <w:style w:type="table" w:styleId="Tramemoyenne2-Accent1">
     <w:name w:val="Medium Shading 2 Accent 1"/>
-    <w:basedOn w:val="TableNormal"/>
+    <w:basedOn w:val="TableauNormal"/>
     <w:uiPriority w:val="64"/>
     <w:rsid w:val="00CB0664"/>
     <w:pPr>
@@ -19164,9 +19179,9 @@
       </w:tcPr>
     </w:tblStylePr>
   </w:style>
-  <w:style w:type="table" w:styleId="MediumShading2-Accent2">
+  <w:style w:type="table" w:styleId="Tramemoyenne2-Accent2">
     <w:name w:val="Medium Shading 2 Accent 2"/>
-    <w:basedOn w:val="TableNormal"/>
+    <w:basedOn w:val="TableauNormal"/>
     <w:uiPriority w:val="64"/>
     <w:rsid w:val="00CB0664"/>
     <w:pPr>
@@ -19306,9 +19321,9 @@
       </w:tcPr>
     </w:tblStylePr>
   </w:style>
-  <w:style w:type="table" w:styleId="MediumShading2-Accent3">
+  <w:style w:type="table" w:styleId="Tramemoyenne2-Accent3">
     <w:name w:val="Medium Shading 2 Accent 3"/>
-    <w:basedOn w:val="TableNormal"/>
+    <w:basedOn w:val="TableauNormal"/>
     <w:uiPriority w:val="64"/>
     <w:rsid w:val="00CB0664"/>
     <w:pPr>
@@ -19448,9 +19463,9 @@
       </w:tcPr>
     </w:tblStylePr>
   </w:style>
-  <w:style w:type="table" w:styleId="MediumShading2-Accent4">
+  <w:style w:type="table" w:styleId="Tramemoyenne2-Accent4">
     <w:name w:val="Medium Shading 2 Accent 4"/>
-    <w:basedOn w:val="TableNormal"/>
+    <w:basedOn w:val="TableauNormal"/>
     <w:uiPriority w:val="64"/>
     <w:rsid w:val="00CB0664"/>
     <w:pPr>
@@ -19590,9 +19605,9 @@
       </w:tcPr>
     </w:tblStylePr>
   </w:style>
-  <w:style w:type="table" w:styleId="MediumShading2-Accent5">
+  <w:style w:type="table" w:styleId="Tramemoyenne2-Accent5">
     <w:name w:val="Medium Shading 2 Accent 5"/>
-    <w:basedOn w:val="TableNormal"/>
+    <w:basedOn w:val="TableauNormal"/>
     <w:uiPriority w:val="64"/>
     <w:rsid w:val="00CB0664"/>
     <w:pPr>
@@ -19732,9 +19747,9 @@
       </w:tcPr>
     </w:tblStylePr>
   </w:style>
-  <w:style w:type="table" w:styleId="MediumShading2-Accent6">
+  <w:style w:type="table" w:styleId="Tramemoyenne2-Accent6">
     <w:name w:val="Medium Shading 2 Accent 6"/>
-    <w:basedOn w:val="TableNormal"/>
+    <w:basedOn w:val="TableauNormal"/>
     <w:uiPriority w:val="64"/>
     <w:rsid w:val="00CB0664"/>
     <w:pPr>
@@ -19874,9 +19889,9 @@
       </w:tcPr>
     </w:tblStylePr>
   </w:style>
-  <w:style w:type="table" w:styleId="MediumList1">
+  <w:style w:type="table" w:styleId="Listemoyenne1">
     <w:name w:val="Medium List 1"/>
-    <w:basedOn w:val="TableNormal"/>
+    <w:basedOn w:val="TableauNormal"/>
     <w:uiPriority w:val="65"/>
     <w:rsid w:val="00CB0664"/>
     <w:pPr>
@@ -19951,9 +19966,9 @@
       </w:tcPr>
     </w:tblStylePr>
   </w:style>
-  <w:style w:type="table" w:styleId="MediumList1-Accent1">
+  <w:style w:type="table" w:styleId="Listemoyenne1-Accent1">
     <w:name w:val="Medium List 1 Accent 1"/>
-    <w:basedOn w:val="TableNormal"/>
+    <w:basedOn w:val="TableauNormal"/>
     <w:uiPriority w:val="65"/>
     <w:rsid w:val="00CB0664"/>
     <w:pPr>
@@ -20028,9 +20043,9 @@
       </w:tcPr>
     </w:tblStylePr>
   </w:style>
-  <w:style w:type="table" w:styleId="MediumList1-Accent2">
+  <w:style w:type="table" w:styleId="Listemoyenne1-Accent2">
     <w:name w:val="Medium List 1 Accent 2"/>
-    <w:basedOn w:val="TableNormal"/>
+    <w:basedOn w:val="TableauNormal"/>
     <w:uiPriority w:val="65"/>
     <w:rsid w:val="00CB0664"/>
     <w:pPr>
@@ -20105,9 +20120,9 @@
       </w:tcPr>
     </w:tblStylePr>
   </w:style>
-  <w:style w:type="table" w:styleId="MediumList1-Accent3">
+  <w:style w:type="table" w:styleId="Listemoyenne1-Accent3">
     <w:name w:val="Medium List 1 Accent 3"/>
-    <w:basedOn w:val="TableNormal"/>
+    <w:basedOn w:val="TableauNormal"/>
     <w:uiPriority w:val="65"/>
     <w:rsid w:val="00CB0664"/>
     <w:pPr>
@@ -20182,9 +20197,9 @@
       </w:tcPr>
     </w:tblStylePr>
   </w:style>
-  <w:style w:type="table" w:styleId="MediumList1-Accent4">
+  <w:style w:type="table" w:styleId="Listemoyenne1-Accent4">
     <w:name w:val="Medium List 1 Accent 4"/>
-    <w:basedOn w:val="TableNormal"/>
+    <w:basedOn w:val="TableauNormal"/>
     <w:uiPriority w:val="65"/>
     <w:rsid w:val="00CB0664"/>
     <w:pPr>
@@ -20259,9 +20274,9 @@
       </w:tcPr>
     </w:tblStylePr>
   </w:style>
-  <w:style w:type="table" w:styleId="MediumList1-Accent5">
+  <w:style w:type="table" w:styleId="Listemoyenne1-Accent5">
     <w:name w:val="Medium List 1 Accent 5"/>
-    <w:basedOn w:val="TableNormal"/>
+    <w:basedOn w:val="TableauNormal"/>
     <w:uiPriority w:val="65"/>
     <w:rsid w:val="00CB0664"/>
     <w:pPr>
@@ -20336,9 +20351,9 @@
       </w:tcPr>
     </w:tblStylePr>
   </w:style>
-  <w:style w:type="table" w:styleId="MediumList1-Accent6">
+  <w:style w:type="table" w:styleId="Listemoyenne1-Accent6">
     <w:name w:val="Medium List 1 Accent 6"/>
-    <w:basedOn w:val="TableNormal"/>
+    <w:basedOn w:val="TableauNormal"/>
     <w:uiPriority w:val="65"/>
     <w:rsid w:val="00CB0664"/>
     <w:pPr>
@@ -20413,9 +20428,9 @@
       </w:tcPr>
     </w:tblStylePr>
   </w:style>
-  <w:style w:type="table" w:styleId="MediumList2">
+  <w:style w:type="table" w:styleId="Listemoyenne2">
     <w:name w:val="Medium List 2"/>
-    <w:basedOn w:val="TableNormal"/>
+    <w:basedOn w:val="TableauNormal"/>
     <w:uiPriority w:val="66"/>
     <w:rsid w:val="00CB0664"/>
     <w:pPr>
@@ -20534,9 +20549,9 @@
       </w:tcPr>
     </w:tblStylePr>
   </w:style>
-  <w:style w:type="table" w:styleId="MediumList2-Accent1">
+  <w:style w:type="table" w:styleId="Listemoyenne2-Accent1">
     <w:name w:val="Medium List 2 Accent 1"/>
-    <w:basedOn w:val="TableNormal"/>
+    <w:basedOn w:val="TableauNormal"/>
     <w:uiPriority w:val="66"/>
     <w:rsid w:val="00CB0664"/>
     <w:pPr>
@@ -20655,9 +20670,9 @@
       </w:tcPr>
     </w:tblStylePr>
   </w:style>
-  <w:style w:type="table" w:styleId="MediumList2-Accent2">
+  <w:style w:type="table" w:styleId="Listemoyenne2-Accent2">
     <w:name w:val="Medium List 2 Accent 2"/>
-    <w:basedOn w:val="TableNormal"/>
+    <w:basedOn w:val="TableauNormal"/>
     <w:uiPriority w:val="66"/>
     <w:rsid w:val="00CB0664"/>
     <w:pPr>
@@ -20776,9 +20791,9 @@
       </w:tcPr>
     </w:tblStylePr>
   </w:style>
-  <w:style w:type="table" w:styleId="MediumList2-Accent3">
+  <w:style w:type="table" w:styleId="Listemoyenne2-Accent3">
     <w:name w:val="Medium List 2 Accent 3"/>
-    <w:basedOn w:val="TableNormal"/>
+    <w:basedOn w:val="TableauNormal"/>
     <w:uiPriority w:val="66"/>
     <w:rsid w:val="00CB0664"/>
     <w:pPr>
@@ -20897,9 +20912,9 @@
       </w:tcPr>
     </w:tblStylePr>
   </w:style>
-  <w:style w:type="table" w:styleId="MediumList2-Accent4">
+  <w:style w:type="table" w:styleId="Listemoyenne2-Accent4">
     <w:name w:val="Medium List 2 Accent 4"/>
-    <w:basedOn w:val="TableNormal"/>
+    <w:basedOn w:val="TableauNormal"/>
     <w:uiPriority w:val="66"/>
     <w:rsid w:val="00CB0664"/>
     <w:pPr>
@@ -21018,9 +21033,9 @@
       </w:tcPr>
     </w:tblStylePr>
   </w:style>
-  <w:style w:type="table" w:styleId="MediumList2-Accent5">
+  <w:style w:type="table" w:styleId="Listemoyenne2-Accent5">
     <w:name w:val="Medium List 2 Accent 5"/>
-    <w:basedOn w:val="TableNormal"/>
+    <w:basedOn w:val="TableauNormal"/>
     <w:uiPriority w:val="66"/>
     <w:rsid w:val="00CB0664"/>
     <w:pPr>
@@ -21139,9 +21154,9 @@
       </w:tcPr>
     </w:tblStylePr>
   </w:style>
-  <w:style w:type="table" w:styleId="MediumList2-Accent6">
+  <w:style w:type="table" w:styleId="Listemoyenne2-Accent6">
     <w:name w:val="Medium List 2 Accent 6"/>
-    <w:basedOn w:val="TableNormal"/>
+    <w:basedOn w:val="TableauNormal"/>
     <w:uiPriority w:val="66"/>
     <w:rsid w:val="00CB0664"/>
     <w:pPr>
@@ -21260,9 +21275,9 @@
       </w:tcPr>
     </w:tblStylePr>
   </w:style>
-  <w:style w:type="table" w:styleId="MediumGrid1">
+  <w:style w:type="table" w:styleId="Grillemoyenne1">
     <w:name w:val="Medium Grid 1"/>
-    <w:basedOn w:val="TableNormal"/>
+    <w:basedOn w:val="TableauNormal"/>
     <w:uiPriority w:val="67"/>
     <w:rsid w:val="00CB0664"/>
     <w:pPr>
@@ -21326,9 +21341,9 @@
       </w:tcPr>
     </w:tblStylePr>
   </w:style>
-  <w:style w:type="table" w:styleId="MediumGrid1-Accent1">
+  <w:style w:type="table" w:styleId="Grillemoyenne1-Accent1">
     <w:name w:val="Medium Grid 1 Accent 1"/>
-    <w:basedOn w:val="TableNormal"/>
+    <w:basedOn w:val="TableauNormal"/>
     <w:uiPriority w:val="67"/>
     <w:rsid w:val="00CB0664"/>
     <w:pPr>
@@ -21392,9 +21407,9 @@
       </w:tcPr>
     </w:tblStylePr>
   </w:style>
-  <w:style w:type="table" w:styleId="MediumGrid1-Accent2">
+  <w:style w:type="table" w:styleId="Grillemoyenne1-Accent2">
     <w:name w:val="Medium Grid 1 Accent 2"/>
-    <w:basedOn w:val="TableNormal"/>
+    <w:basedOn w:val="TableauNormal"/>
     <w:uiPriority w:val="67"/>
     <w:rsid w:val="00CB0664"/>
     <w:pPr>
@@ -21458,9 +21473,9 @@
       </w:tcPr>
     </w:tblStylePr>
   </w:style>
-  <w:style w:type="table" w:styleId="MediumGrid1-Accent3">
+  <w:style w:type="table" w:styleId="Grillemoyenne1-Accent3">
     <w:name w:val="Medium Grid 1 Accent 3"/>
-    <w:basedOn w:val="TableNormal"/>
+    <w:basedOn w:val="TableauNormal"/>
     <w:uiPriority w:val="67"/>
     <w:rsid w:val="00CB0664"/>
     <w:pPr>
@@ -21524,9 +21539,9 @@
       </w:tcPr>
     </w:tblStylePr>
   </w:style>
-  <w:style w:type="table" w:styleId="MediumGrid1-Accent4">
+  <w:style w:type="table" w:styleId="Grillemoyenne1-Accent4">
     <w:name w:val="Medium Grid 1 Accent 4"/>
-    <w:basedOn w:val="TableNormal"/>
+    <w:basedOn w:val="TableauNormal"/>
     <w:uiPriority w:val="67"/>
     <w:rsid w:val="00CB0664"/>
     <w:pPr>
@@ -21590,9 +21605,9 @@
       </w:tcPr>
     </w:tblStylePr>
   </w:style>
-  <w:style w:type="table" w:styleId="MediumGrid1-Accent5">
+  <w:style w:type="table" w:styleId="Grillemoyenne1-Accent5">
     <w:name w:val="Medium Grid 1 Accent 5"/>
-    <w:basedOn w:val="TableNormal"/>
+    <w:basedOn w:val="TableauNormal"/>
     <w:uiPriority w:val="67"/>
     <w:rsid w:val="00CB0664"/>
     <w:pPr>
@@ -21656,9 +21671,9 @@
       </w:tcPr>
     </w:tblStylePr>
   </w:style>
-  <w:style w:type="table" w:styleId="MediumGrid1-Accent6">
+  <w:style w:type="table" w:styleId="Grillemoyenne1-Accent6">
     <w:name w:val="Medium Grid 1 Accent 6"/>
-    <w:basedOn w:val="TableNormal"/>
+    <w:basedOn w:val="TableauNormal"/>
     <w:uiPriority w:val="67"/>
     <w:rsid w:val="00CB0664"/>
     <w:pPr>
@@ -21722,9 +21737,9 @@
       </w:tcPr>
     </w:tblStylePr>
   </w:style>
-  <w:style w:type="table" w:styleId="MediumGrid2">
+  <w:style w:type="table" w:styleId="Grillemoyenne2">
     <w:name w:val="Medium Grid 2"/>
-    <w:basedOn w:val="TableNormal"/>
+    <w:basedOn w:val="TableauNormal"/>
     <w:uiPriority w:val="68"/>
     <w:rsid w:val="00CB0664"/>
     <w:pPr>
@@ -21840,9 +21855,9 @@
       </w:tcPr>
     </w:tblStylePr>
   </w:style>
-  <w:style w:type="table" w:styleId="MediumGrid2-Accent1">
+  <w:style w:type="table" w:styleId="Grillemoyenne2-Accent1">
     <w:name w:val="Medium Grid 2 Accent 1"/>
-    <w:basedOn w:val="TableNormal"/>
+    <w:basedOn w:val="TableauNormal"/>
     <w:uiPriority w:val="68"/>
     <w:rsid w:val="00CB0664"/>
     <w:pPr>
@@ -21958,9 +21973,9 @@
       </w:tcPr>
     </w:tblStylePr>
   </w:style>
-  <w:style w:type="table" w:styleId="MediumGrid2-Accent2">
+  <w:style w:type="table" w:styleId="Grillemoyenne2-Accent2">
     <w:name w:val="Medium Grid 2 Accent 2"/>
-    <w:basedOn w:val="TableNormal"/>
+    <w:basedOn w:val="TableauNormal"/>
     <w:uiPriority w:val="68"/>
     <w:rsid w:val="00CB0664"/>
     <w:pPr>
@@ -22076,9 +22091,9 @@
       </w:tcPr>
     </w:tblStylePr>
   </w:style>
-  <w:style w:type="table" w:styleId="MediumGrid2-Accent3">
+  <w:style w:type="table" w:styleId="Grillemoyenne2-Accent3">
     <w:name w:val="Medium Grid 2 Accent 3"/>
-    <w:basedOn w:val="TableNormal"/>
+    <w:basedOn w:val="TableauNormal"/>
     <w:uiPriority w:val="68"/>
     <w:rsid w:val="00CB0664"/>
     <w:pPr>
@@ -22194,9 +22209,9 @@
       </w:tcPr>
     </w:tblStylePr>
   </w:style>
-  <w:style w:type="table" w:styleId="MediumGrid2-Accent4">
+  <w:style w:type="table" w:styleId="Grillemoyenne2-Accent4">
     <w:name w:val="Medium Grid 2 Accent 4"/>
-    <w:basedOn w:val="TableNormal"/>
+    <w:basedOn w:val="TableauNormal"/>
     <w:uiPriority w:val="68"/>
     <w:rsid w:val="00CB0664"/>
     <w:pPr>
@@ -22312,9 +22327,9 @@
       </w:tcPr>
     </w:tblStylePr>
   </w:style>
-  <w:style w:type="table" w:styleId="MediumGrid2-Accent5">
+  <w:style w:type="table" w:styleId="Grillemoyenne2-Accent5">
     <w:name w:val="Medium Grid 2 Accent 5"/>
-    <w:basedOn w:val="TableNormal"/>
+    <w:basedOn w:val="TableauNormal"/>
     <w:uiPriority w:val="68"/>
     <w:rsid w:val="00CB0664"/>
     <w:pPr>
@@ -22430,9 +22445,9 @@
       </w:tcPr>
     </w:tblStylePr>
   </w:style>
-  <w:style w:type="table" w:styleId="MediumGrid2-Accent6">
+  <w:style w:type="table" w:styleId="Grillemoyenne2-Accent6">
     <w:name w:val="Medium Grid 2 Accent 6"/>
-    <w:basedOn w:val="TableNormal"/>
+    <w:basedOn w:val="TableauNormal"/>
     <w:uiPriority w:val="68"/>
     <w:rsid w:val="00CB0664"/>
     <w:pPr>
@@ -22548,9 +22563,9 @@
       </w:tcPr>
     </w:tblStylePr>
   </w:style>
-  <w:style w:type="table" w:styleId="MediumGrid3">
+  <w:style w:type="table" w:styleId="Grillemoyenne3">
     <w:name w:val="Medium Grid 3"/>
-    <w:basedOn w:val="TableNormal"/>
+    <w:basedOn w:val="TableauNormal"/>
     <w:uiPriority w:val="69"/>
     <w:rsid w:val="00CB0664"/>
     <w:pPr>
@@ -22682,9 +22697,9 @@
       </w:tcPr>
     </w:tblStylePr>
   </w:style>
-  <w:style w:type="table" w:styleId="MediumGrid3-Accent1">
+  <w:style w:type="table" w:styleId="Grillemoyenne3-Accent1">
     <w:name w:val="Medium Grid 3 Accent 1"/>
-    <w:basedOn w:val="TableNormal"/>
+    <w:basedOn w:val="TableauNormal"/>
     <w:uiPriority w:val="69"/>
     <w:rsid w:val="00CB0664"/>
     <w:pPr>
@@ -22816,9 +22831,9 @@
       </w:tcPr>
     </w:tblStylePr>
   </w:style>
-  <w:style w:type="table" w:styleId="MediumGrid3-Accent2">
+  <w:style w:type="table" w:styleId="Grillemoyenne3-Accent2">
     <w:name w:val="Medium Grid 3 Accent 2"/>
-    <w:basedOn w:val="TableNormal"/>
+    <w:basedOn w:val="TableauNormal"/>
     <w:uiPriority w:val="69"/>
     <w:rsid w:val="00CB0664"/>
     <w:pPr>
@@ -22950,9 +22965,9 @@
       </w:tcPr>
     </w:tblStylePr>
   </w:style>
-  <w:style w:type="table" w:styleId="MediumGrid3-Accent3">
+  <w:style w:type="table" w:styleId="Grillemoyenne3-Accent3">
     <w:name w:val="Medium Grid 3 Accent 3"/>
-    <w:basedOn w:val="TableNormal"/>
+    <w:basedOn w:val="TableauNormal"/>
     <w:uiPriority w:val="69"/>
     <w:rsid w:val="00CB0664"/>
     <w:pPr>
@@ -23084,9 +23099,9 @@
       </w:tcPr>
     </w:tblStylePr>
   </w:style>
-  <w:style w:type="table" w:styleId="MediumGrid3-Accent4">
+  <w:style w:type="table" w:styleId="Grillemoyenne3-Accent4">
     <w:name w:val="Medium Grid 3 Accent 4"/>
-    <w:basedOn w:val="TableNormal"/>
+    <w:basedOn w:val="TableauNormal"/>
     <w:uiPriority w:val="69"/>
     <w:rsid w:val="00CB0664"/>
     <w:pPr>
@@ -23218,9 +23233,9 @@
       </w:tcPr>
     </w:tblStylePr>
   </w:style>
-  <w:style w:type="table" w:styleId="MediumGrid3-Accent5">
+  <w:style w:type="table" w:styleId="Grillemoyenne3-Accent5">
     <w:name w:val="Medium Grid 3 Accent 5"/>
-    <w:basedOn w:val="TableNormal"/>
+    <w:basedOn w:val="TableauNormal"/>
     <w:uiPriority w:val="69"/>
     <w:rsid w:val="00CB0664"/>
     <w:pPr>
@@ -23352,9 +23367,9 @@
       </w:tcPr>
     </w:tblStylePr>
   </w:style>
-  <w:style w:type="table" w:styleId="MediumGrid3-Accent6">
+  <w:style w:type="table" w:styleId="Grillemoyenne3-Accent6">
     <w:name w:val="Medium Grid 3 Accent 6"/>
-    <w:basedOn w:val="TableNormal"/>
+    <w:basedOn w:val="TableauNormal"/>
     <w:uiPriority w:val="69"/>
     <w:rsid w:val="00CB0664"/>
     <w:pPr>
@@ -23486,9 +23501,9 @@
       </w:tcPr>
     </w:tblStylePr>
   </w:style>
-  <w:style w:type="table" w:styleId="DarkList">
+  <w:style w:type="table" w:styleId="Listefonce">
     <w:name w:val="Dark List"/>
-    <w:basedOn w:val="TableNormal"/>
+    <w:basedOn w:val="TableauNormal"/>
     <w:uiPriority w:val="70"/>
     <w:rsid w:val="00CB0664"/>
     <w:pPr>
@@ -23593,9 +23608,9 @@
       </w:tcPr>
     </w:tblStylePr>
   </w:style>
-  <w:style w:type="table" w:styleId="DarkList-Accent1">
+  <w:style w:type="table" w:styleId="Listefonce-Accent1">
     <w:name w:val="Dark List Accent 1"/>
-    <w:basedOn w:val="TableNormal"/>
+    <w:basedOn w:val="TableauNormal"/>
     <w:uiPriority w:val="70"/>
     <w:rsid w:val="00CB0664"/>
     <w:pPr>
@@ -23700,9 +23715,9 @@
       </w:tcPr>
     </w:tblStylePr>
   </w:style>
-  <w:style w:type="table" w:styleId="DarkList-Accent2">
+  <w:style w:type="table" w:styleId="Listefonce-Accent2">
     <w:name w:val="Dark List Accent 2"/>
-    <w:basedOn w:val="TableNormal"/>
+    <w:basedOn w:val="TableauNormal"/>
     <w:uiPriority w:val="70"/>
     <w:rsid w:val="00CB0664"/>
     <w:pPr>
@@ -23807,9 +23822,9 @@
       </w:tcPr>
     </w:tblStylePr>
   </w:style>
-  <w:style w:type="table" w:styleId="DarkList-Accent3">
+  <w:style w:type="table" w:styleId="Listefonce-Accent3">
     <w:name w:val="Dark List Accent 3"/>
-    <w:basedOn w:val="TableNormal"/>
+    <w:basedOn w:val="TableauNormal"/>
     <w:uiPriority w:val="70"/>
     <w:rsid w:val="00CB0664"/>
     <w:pPr>
@@ -23914,9 +23929,9 @@
       </w:tcPr>
     </w:tblStylePr>
   </w:style>
-  <w:style w:type="table" w:styleId="DarkList-Accent4">
+  <w:style w:type="table" w:styleId="Listefonce-Accent4">
     <w:name w:val="Dark List Accent 4"/>
-    <w:basedOn w:val="TableNormal"/>
+    <w:basedOn w:val="TableauNormal"/>
     <w:uiPriority w:val="70"/>
     <w:rsid w:val="00CB0664"/>
     <w:pPr>
@@ -24021,9 +24036,9 @@
       </w:tcPr>
     </w:tblStylePr>
   </w:style>
-  <w:style w:type="table" w:styleId="DarkList-Accent5">
+  <w:style w:type="table" w:styleId="Listefonce-Accent5">
     <w:name w:val="Dark List Accent 5"/>
-    <w:basedOn w:val="TableNormal"/>
+    <w:basedOn w:val="TableauNormal"/>
     <w:uiPriority w:val="70"/>
     <w:rsid w:val="00CB0664"/>
     <w:pPr>
@@ -24128,9 +24143,9 @@
       </w:tcPr>
     </w:tblStylePr>
   </w:style>
-  <w:style w:type="table" w:styleId="DarkList-Accent6">
+  <w:style w:type="table" w:styleId="Listefonce-Accent6">
     <w:name w:val="Dark List Accent 6"/>
-    <w:basedOn w:val="TableNormal"/>
+    <w:basedOn w:val="TableauNormal"/>
     <w:uiPriority w:val="70"/>
     <w:rsid w:val="00CB0664"/>
     <w:pPr>
@@ -24235,9 +24250,9 @@
       </w:tcPr>
     </w:tblStylePr>
   </w:style>
-  <w:style w:type="table" w:styleId="ColorfulShading">
+  <w:style w:type="table" w:styleId="Tramecouleur">
     <w:name w:val="Colorful Shading"/>
-    <w:basedOn w:val="TableNormal"/>
+    <w:basedOn w:val="TableauNormal"/>
     <w:uiPriority w:val="71"/>
     <w:rsid w:val="00CB0664"/>
     <w:pPr>
@@ -24350,9 +24365,9 @@
       </w:rPr>
     </w:tblStylePr>
   </w:style>
-  <w:style w:type="table" w:styleId="ColorfulShading-Accent1">
+  <w:style w:type="table" w:styleId="Tramecouleur-Accent1">
     <w:name w:val="Colorful Shading Accent 1"/>
-    <w:basedOn w:val="TableNormal"/>
+    <w:basedOn w:val="TableauNormal"/>
     <w:uiPriority w:val="71"/>
     <w:rsid w:val="00CB0664"/>
     <w:pPr>
@@ -24465,9 +24480,9 @@
       </w:rPr>
     </w:tblStylePr>
   </w:style>
-  <w:style w:type="table" w:styleId="ColorfulShading-Accent2">
+  <w:style w:type="table" w:styleId="Tramecouleur-Accent2">
     <w:name w:val="Colorful Shading Accent 2"/>
-    <w:basedOn w:val="TableNormal"/>
+    <w:basedOn w:val="TableauNormal"/>
     <w:uiPriority w:val="71"/>
     <w:rsid w:val="00CB0664"/>
     <w:pPr>
@@ -24580,9 +24595,9 @@
       </w:rPr>
     </w:tblStylePr>
   </w:style>
-  <w:style w:type="table" w:styleId="ColorfulShading-Accent3">
+  <w:style w:type="table" w:styleId="Tramecouleur-Accent3">
     <w:name w:val="Colorful Shading Accent 3"/>
-    <w:basedOn w:val="TableNormal"/>
+    <w:basedOn w:val="TableauNormal"/>
     <w:uiPriority w:val="71"/>
     <w:rsid w:val="00CB0664"/>
     <w:pPr>
@@ -24685,9 +24700,9 @@
       </w:tcPr>
     </w:tblStylePr>
   </w:style>
-  <w:style w:type="table" w:styleId="ColorfulShading-Accent4">
+  <w:style w:type="table" w:styleId="Tramecouleur-Accent4">
     <w:name w:val="Colorful Shading Accent 4"/>
-    <w:basedOn w:val="TableNormal"/>
+    <w:basedOn w:val="TableauNormal"/>
     <w:uiPriority w:val="71"/>
     <w:rsid w:val="00CB0664"/>
     <w:pPr>
@@ -24800,9 +24815,9 @@
       </w:rPr>
     </w:tblStylePr>
   </w:style>
-  <w:style w:type="table" w:styleId="ColorfulShading-Accent5">
+  <w:style w:type="table" w:styleId="Tramecouleur-Accent5">
     <w:name w:val="Colorful Shading Accent 5"/>
-    <w:basedOn w:val="TableNormal"/>
+    <w:basedOn w:val="TableauNormal"/>
     <w:uiPriority w:val="71"/>
     <w:rsid w:val="00CB0664"/>
     <w:pPr>
@@ -24915,9 +24930,9 @@
       </w:rPr>
     </w:tblStylePr>
   </w:style>
-  <w:style w:type="table" w:styleId="ColorfulShading-Accent6">
+  <w:style w:type="table" w:styleId="Tramecouleur-Accent6">
     <w:name w:val="Colorful Shading Accent 6"/>
-    <w:basedOn w:val="TableNormal"/>
+    <w:basedOn w:val="TableauNormal"/>
     <w:uiPriority w:val="71"/>
     <w:rsid w:val="00CB0664"/>
     <w:pPr>
@@ -25030,9 +25045,9 @@
       </w:rPr>
     </w:tblStylePr>
   </w:style>
-  <w:style w:type="table" w:styleId="ColorfulList">
+  <w:style w:type="table" w:styleId="Listecouleur">
     <w:name w:val="Colorful List"/>
-    <w:basedOn w:val="TableNormal"/>
+    <w:basedOn w:val="TableauNormal"/>
     <w:uiPriority w:val="72"/>
     <w:rsid w:val="00CB0664"/>
     <w:pPr>
@@ -25109,9 +25124,9 @@
       </w:tcPr>
     </w:tblStylePr>
   </w:style>
-  <w:style w:type="table" w:styleId="ColorfulList-Accent1">
+  <w:style w:type="table" w:styleId="Listecouleur-Accent1">
     <w:name w:val="Colorful List Accent 1"/>
-    <w:basedOn w:val="TableNormal"/>
+    <w:basedOn w:val="TableauNormal"/>
     <w:uiPriority w:val="72"/>
     <w:rsid w:val="00CB0664"/>
     <w:pPr>
@@ -25188,9 +25203,9 @@
       </w:tcPr>
     </w:tblStylePr>
   </w:style>
-  <w:style w:type="table" w:styleId="ColorfulList-Accent2">
+  <w:style w:type="table" w:styleId="Listecouleur-Accent2">
     <w:name w:val="Colorful List Accent 2"/>
-    <w:basedOn w:val="TableNormal"/>
+    <w:basedOn w:val="TableauNormal"/>
     <w:uiPriority w:val="72"/>
     <w:rsid w:val="00CB0664"/>
     <w:pPr>
@@ -25267,9 +25282,9 @@
       </w:tcPr>
     </w:tblStylePr>
   </w:style>
-  <w:style w:type="table" w:styleId="ColorfulList-Accent3">
+  <w:style w:type="table" w:styleId="Listecouleur-Accent3">
     <w:name w:val="Colorful List Accent 3"/>
-    <w:basedOn w:val="TableNormal"/>
+    <w:basedOn w:val="TableauNormal"/>
     <w:uiPriority w:val="72"/>
     <w:rsid w:val="00CB0664"/>
     <w:pPr>
@@ -25346,9 +25361,9 @@
       </w:tcPr>
     </w:tblStylePr>
   </w:style>
-  <w:style w:type="table" w:styleId="ColorfulList-Accent4">
+  <w:style w:type="table" w:styleId="Listecouleur-Accent4">
     <w:name w:val="Colorful List Accent 4"/>
-    <w:basedOn w:val="TableNormal"/>
+    <w:basedOn w:val="TableauNormal"/>
     <w:uiPriority w:val="72"/>
     <w:rsid w:val="00CB0664"/>
     <w:pPr>
@@ -25425,9 +25440,9 @@
       </w:tcPr>
     </w:tblStylePr>
   </w:style>
-  <w:style w:type="table" w:styleId="ColorfulList-Accent5">
+  <w:style w:type="table" w:styleId="Listecouleur-Accent5">
     <w:name w:val="Colorful List Accent 5"/>
-    <w:basedOn w:val="TableNormal"/>
+    <w:basedOn w:val="TableauNormal"/>
     <w:uiPriority w:val="72"/>
     <w:rsid w:val="00CB0664"/>
     <w:pPr>
@@ -25504,9 +25519,9 @@
       </w:tcPr>
     </w:tblStylePr>
   </w:style>
-  <w:style w:type="table" w:styleId="ColorfulList-Accent6">
+  <w:style w:type="table" w:styleId="Listecouleur-Accent6">
     <w:name w:val="Colorful List Accent 6"/>
-    <w:basedOn w:val="TableNormal"/>
+    <w:basedOn w:val="TableauNormal"/>
     <w:uiPriority w:val="72"/>
     <w:rsid w:val="00CB0664"/>
     <w:pPr>
@@ -25583,9 +25598,9 @@
       </w:tcPr>
     </w:tblStylePr>
   </w:style>
-  <w:style w:type="table" w:styleId="ColorfulGrid">
+  <w:style w:type="table" w:styleId="Grillecouleur">
     <w:name w:val="Colorful Grid"/>
-    <w:basedOn w:val="TableNormal"/>
+    <w:basedOn w:val="TableauNormal"/>
     <w:uiPriority w:val="73"/>
     <w:rsid w:val="00CB0664"/>
     <w:pPr>
@@ -25656,9 +25671,9 @@
       </w:tcPr>
     </w:tblStylePr>
   </w:style>
-  <w:style w:type="table" w:styleId="ColorfulGrid-Accent1">
+  <w:style w:type="table" w:styleId="Grillecouleur-Accent1">
     <w:name w:val="Colorful Grid Accent 1"/>
-    <w:basedOn w:val="TableNormal"/>
+    <w:basedOn w:val="TableauNormal"/>
     <w:uiPriority w:val="73"/>
     <w:rsid w:val="00CB0664"/>
     <w:pPr>
@@ -25729,9 +25744,9 @@
       </w:tcPr>
     </w:tblStylePr>
   </w:style>
-  <w:style w:type="table" w:styleId="ColorfulGrid-Accent2">
+  <w:style w:type="table" w:styleId="Grillecouleur-Accent2">
     <w:name w:val="Colorful Grid Accent 2"/>
-    <w:basedOn w:val="TableNormal"/>
+    <w:basedOn w:val="TableauNormal"/>
     <w:uiPriority w:val="73"/>
     <w:rsid w:val="00CB0664"/>
     <w:pPr>
@@ -25802,9 +25817,9 @@
       </w:tcPr>
     </w:tblStylePr>
   </w:style>
-  <w:style w:type="table" w:styleId="ColorfulGrid-Accent3">
+  <w:style w:type="table" w:styleId="Grillecouleur-Accent3">
     <w:name w:val="Colorful Grid Accent 3"/>
-    <w:basedOn w:val="TableNormal"/>
+    <w:basedOn w:val="TableauNormal"/>
     <w:uiPriority w:val="73"/>
     <w:rsid w:val="00CB0664"/>
     <w:pPr>
@@ -25875,9 +25890,9 @@
       </w:tcPr>
     </w:tblStylePr>
   </w:style>
-  <w:style w:type="table" w:styleId="ColorfulGrid-Accent4">
+  <w:style w:type="table" w:styleId="Grillecouleur-Accent4">
     <w:name w:val="Colorful Grid Accent 4"/>
-    <w:basedOn w:val="TableNormal"/>
+    <w:basedOn w:val="TableauNormal"/>
     <w:uiPriority w:val="73"/>
     <w:rsid w:val="00CB0664"/>
     <w:pPr>
@@ -25948,9 +25963,9 @@
       </w:tcPr>
     </w:tblStylePr>
   </w:style>
-  <w:style w:type="table" w:styleId="ColorfulGrid-Accent5">
+  <w:style w:type="table" w:styleId="Grillecouleur-Accent5">
     <w:name w:val="Colorful Grid Accent 5"/>
-    <w:basedOn w:val="TableNormal"/>
+    <w:basedOn w:val="TableauNormal"/>
     <w:uiPriority w:val="73"/>
     <w:rsid w:val="00CB0664"/>
     <w:pPr>
@@ -26021,9 +26036,9 @@
       </w:tcPr>
     </w:tblStylePr>
   </w:style>
-  <w:style w:type="table" w:styleId="ColorfulGrid-Accent6">
+  <w:style w:type="table" w:styleId="Grillecouleur-Accent6">
     <w:name w:val="Colorful Grid Accent 6"/>
-    <w:basedOn w:val="TableNormal"/>
+    <w:basedOn w:val="TableauNormal"/>
     <w:uiPriority w:val="73"/>
     <w:rsid w:val="00CB0664"/>
     <w:pPr>
@@ -26131,9 +26146,9 @@
       <w:sz w:val="18"/>
     </w:rPr>
   </w:style>
-  <w:style w:type="character" w:styleId="CommentReference">
+  <w:style w:type="character" w:styleId="Marquedecommentaire">
     <w:name w:val="annotation reference"/>
-    <w:basedOn w:val="DefaultParagraphFont"/>
+    <w:basedOn w:val="Policepardfaut"/>
     <w:uiPriority w:val="99"/>
     <w:semiHidden/>
     <w:unhideWhenUsed/>
@@ -26143,10 +26158,10 @@
       <w:szCs w:val="16"/>
     </w:rPr>
   </w:style>
-  <w:style w:type="paragraph" w:styleId="CommentText">
+  <w:style w:type="paragraph" w:styleId="Commentaire">
     <w:name w:val="annotation text"/>
     <w:basedOn w:val="Normal"/>
-    <w:link w:val="CommentTextChar"/>
+    <w:link w:val="CommentaireCar"/>
     <w:uiPriority w:val="99"/>
     <w:unhideWhenUsed/>
     <w:rsid w:val="00CD0F01"/>
@@ -26158,10 +26173,10 @@
       <w:szCs w:val="20"/>
     </w:rPr>
   </w:style>
-  <w:style w:type="character" w:customStyle="1" w:styleId="CommentTextChar">
-    <w:name w:val="Comment Text Char"/>
-    <w:basedOn w:val="DefaultParagraphFont"/>
-    <w:link w:val="CommentText"/>
+  <w:style w:type="character" w:customStyle="1" w:styleId="CommentaireCar">
+    <w:name w:val="Commentaire Car"/>
+    <w:basedOn w:val="Policepardfaut"/>
+    <w:link w:val="Commentaire"/>
     <w:uiPriority w:val="99"/>
     <w:rsid w:val="00CD0F01"/>
     <w:rPr>
@@ -26171,11 +26186,11 @@
       <w:szCs w:val="20"/>
     </w:rPr>
   </w:style>
-  <w:style w:type="paragraph" w:styleId="CommentSubject">
+  <w:style w:type="paragraph" w:styleId="Objetducommentaire">
     <w:name w:val="annotation subject"/>
-    <w:basedOn w:val="CommentText"/>
-    <w:next w:val="CommentText"/>
-    <w:link w:val="CommentSubjectChar"/>
+    <w:basedOn w:val="Commentaire"/>
+    <w:next w:val="Commentaire"/>
+    <w:link w:val="ObjetducommentaireCar"/>
     <w:uiPriority w:val="99"/>
     <w:semiHidden/>
     <w:unhideWhenUsed/>
@@ -26185,10 +26200,10 @@
       <w:bCs/>
     </w:rPr>
   </w:style>
-  <w:style w:type="character" w:customStyle="1" w:styleId="CommentSubjectChar">
-    <w:name w:val="Comment Subject Char"/>
-    <w:basedOn w:val="CommentTextChar"/>
-    <w:link w:val="CommentSubject"/>
+  <w:style w:type="character" w:customStyle="1" w:styleId="ObjetducommentaireCar">
+    <w:name w:val="Objet du commentaire Car"/>
+    <w:basedOn w:val="CommentaireCar"/>
+    <w:link w:val="Objetducommentaire"/>
     <w:uiPriority w:val="99"/>
     <w:semiHidden/>
     <w:rsid w:val="00CD0F01"/>
